--- a/docs/notes/hostpop1.docx
+++ b/docs/notes/hostpop1.docx
@@ -7,19 +7,7 @@
         <w:pStyle w:val="Title"/>
       </w:pPr>
       <w:r>
-        <w:t xml:space="preserve">host</w:t>
-      </w:r>
-      <w:r>
-        <w:t xml:space="preserve"> </w:t>
-      </w:r>
-      <w:r>
-        <w:t xml:space="preserve">population</w:t>
-      </w:r>
-      <w:r>
-        <w:t xml:space="preserve"> </w:t>
-      </w:r>
-      <w:r>
-        <w:t xml:space="preserve">dynamics</w:t>
+        <w:t xml:space="preserve">host population dynamics</w:t>
       </w:r>
     </w:p>
     <w:bookmarkStart w:id="20" w:name="host-populations"/>
@@ -87,8 +75,8 @@
       </w:r>
       <w:r>
         <w:rPr>
-          <w:iCs/>
-          <w:i/>
+          <w:i/>
+          <w:iCs/>
         </w:rPr>
         <w:t xml:space="preserve">intermediate</w:t>
       </w:r>
@@ -125,13 +113,7 @@
         <w:t xml:space="preserve"> </w:t>
       </w:r>
       <w:r>
-        <w:t xml:space="preserve">“</w:t>
-      </w:r>
-      <w:r>
-        <w:t xml:space="preserve">too quickly</w:t>
-      </w:r>
-      <w:r>
-        <w:t xml:space="preserve">”</w:t>
+        <w:t xml:space="preserve">“too quickly”</w:t>
       </w:r>
       <w:r>
         <w:t xml:space="preserve">).</w:t>
@@ -149,8 +131,8 @@
       </w:r>
       <w:r>
         <w:rPr>
-          <w:iCs/>
-          <w:i/>
+          <w:i/>
+          <w:iCs/>
         </w:rPr>
         <w:t xml:space="preserve">regulate</w:t>
       </w:r>
@@ -183,8 +165,8 @@
       </w:r>
       <w:r>
         <w:rPr>
-          <w:iCs/>
-          <w:i/>
+          <w:i/>
+          <w:iCs/>
         </w:rPr>
         <w:t xml:space="preserve">Heligmosomoides polygyrus</w:t>
       </w:r>
@@ -199,8 +181,8 @@
       </w:r>
       <w:r>
         <w:rPr>
+          <w:b/>
           <w:bCs/>
-          <w:b/>
         </w:rPr>
         <w:t xml:space="preserve">monoxenic</w:t>
       </w:r>
@@ -232,8 +214,8 @@
       </w:r>
       <w:r>
         <w:rPr>
-          <w:iCs/>
-          <w:i/>
+          <w:i/>
+          <w:iCs/>
         </w:rPr>
         <w:t xml:space="preserve">Cactoblastis</w:t>
       </w:r>
@@ -254,8 +236,8 @@
       </w:r>
       <w:r>
         <w:rPr>
-          <w:iCs/>
-          <w:i/>
+          <w:i/>
+          <w:iCs/>
         </w:rPr>
         <w:t xml:space="preserve">Opuntia</w:t>
       </w:r>
@@ -276,8 +258,8 @@
       </w:r>
       <w:r>
         <w:rPr>
-          <w:iCs/>
-          <w:i/>
+          <w:i/>
+          <w:iCs/>
         </w:rPr>
         <w:t xml:space="preserve">Cactoblastis</w:t>
       </w:r>
@@ -356,35 +338,35 @@
     </w:p>
     <w:p>
       <w:pPr>
+        <w:pStyle w:val="Compact"/>
         <w:numPr>
           <w:ilvl w:val="0"/>
           <w:numId w:val="1001"/>
         </w:numPr>
+      </w:pPr>
+      <w:r>
+        <w:t xml:space="preserve">small populations (e.g. golden toad/Bd, black-footed ferret/CDV, arctic fox/mange)</w:t>
+      </w:r>
+    </w:p>
+    <w:p>
+      <w:pPr>
         <w:pStyle w:val="Compact"/>
-      </w:pPr>
-      <w:r>
-        <w:t xml:space="preserve">small populations (e.g. golden toad/Bd, black-footed ferret/CDV, arctic fox/mange)</w:t>
-      </w:r>
-    </w:p>
-    <w:p>
-      <w:pPr>
         <w:numPr>
           <w:ilvl w:val="0"/>
           <w:numId w:val="1001"/>
         </w:numPr>
+      </w:pPr>
+      <w:r>
+        <w:t xml:space="preserve">reservoir hosts (e.g. Hawai’ian birds/malaria)</w:t>
+      </w:r>
+    </w:p>
+    <w:p>
+      <w:pPr>
         <w:pStyle w:val="Compact"/>
-      </w:pPr>
-      <w:r>
-        <w:t xml:space="preserve">reservoir hosts (e.g. Hawai’ian birds/malaria)</w:t>
-      </w:r>
-    </w:p>
-    <w:p>
-      <w:pPr>
         <w:numPr>
           <w:ilvl w:val="0"/>
           <w:numId w:val="1001"/>
         </w:numPr>
-        <w:pStyle w:val="Compact"/>
       </w:pPr>
       <w:r>
         <w:t xml:space="preserve">frequency-dependent transmission (e.g.? koala/chlamydia)</w:t>
@@ -447,13 +429,7 @@
         <w:t xml:space="preserve">(</w:t>
       </w:r>
       <w:r>
-        <w:t xml:space="preserve">“</w:t>
-      </w:r>
-      <w:r>
-        <w:t xml:space="preserve">Virgin soil</w:t>
-      </w:r>
-      <w:r>
-        <w:t xml:space="preserve">”</w:t>
+        <w:t xml:space="preserve">“Virgin soil”</w:t>
       </w:r>
       <w:r>
         <w:t xml:space="preserve"> </w:t>
@@ -483,8 +459,8 @@
       </w:r>
       <w:r>
         <w:rPr>
-          <w:iCs/>
-          <w:i/>
+          <w:i/>
+          <w:iCs/>
         </w:rPr>
         <w:t xml:space="preserve">crowding</w:t>
       </w:r>
@@ -585,13 +561,7 @@
         <w:t xml:space="preserve"> </w:t>
       </w:r>
       <w:r>
-        <w:t xml:space="preserve">“</w:t>
-      </w:r>
-      <w:r>
-        <w:t xml:space="preserve">natural enemies</w:t>
-      </w:r>
-      <w:r>
-        <w:t xml:space="preserve">”</w:t>
+        <w:t xml:space="preserve">“natural enemies”</w:t>
       </w:r>
       <w:r>
         <w:t xml:space="preserve"> </w:t>
@@ -627,13 +597,7 @@
         <w:t xml:space="preserve"> </w:t>
       </w:r>
       <w:r>
-        <w:t xml:space="preserve">“</w:t>
-      </w:r>
-      <w:r>
-        <w:t xml:space="preserve">infectives</w:t>
-      </w:r>
-      <w:r>
-        <w:t xml:space="preserve">”</w:t>
+        <w:t xml:space="preserve">“infectives”</w:t>
       </w:r>
       <w:r>
         <w:t xml:space="preserve">) and for predator-prey systems</w:t>
@@ -846,162 +810,162 @@
     </w:p>
     <w:p>
       <w:pPr>
+        <w:pStyle w:val="Compact"/>
         <w:numPr>
           <w:ilvl w:val="0"/>
           <w:numId w:val="1002"/>
         </w:numPr>
+      </w:pPr>
+      <w:r>
+        <w:rPr>
+          <w:b/>
+          <w:bCs/>
+        </w:rPr>
+        <w:t xml:space="preserve">top-down control</w:t>
+      </w:r>
+      <w:r>
+        <w:t xml:space="preserve"> </w:t>
+      </w:r>
+      <w:r>
+        <w:t xml:space="preserve">(predators): changes in predator populations (e.g. birds)</w:t>
+      </w:r>
+      <w:r>
+        <w:t xml:space="preserve"> </w:t>
+      </w:r>
+      <w:r>
+        <w:t xml:space="preserve">(probably not: bird population densities don’t change fast enough to</w:t>
+      </w:r>
+      <w:r>
+        <w:t xml:space="preserve"> </w:t>
+      </w:r>
+      <w:r>
+        <w:t xml:space="preserve">control caterpillars. Parasitoids??)</w:t>
+      </w:r>
+    </w:p>
+    <w:p>
+      <w:pPr>
         <w:pStyle w:val="Compact"/>
-      </w:pPr>
-      <w:r>
-        <w:rPr>
-          <w:bCs/>
-          <w:b/>
-        </w:rPr>
-        <w:t xml:space="preserve">top-down control</w:t>
-      </w:r>
-      <w:r>
-        <w:t xml:space="preserve"> </w:t>
-      </w:r>
-      <w:r>
-        <w:t xml:space="preserve">(predators): changes in predator populations (e.g. birds)</w:t>
-      </w:r>
-      <w:r>
-        <w:t xml:space="preserve"> </w:t>
-      </w:r>
-      <w:r>
-        <w:t xml:space="preserve">(probably not: bird population densities don’t change fast enough to</w:t>
-      </w:r>
-      <w:r>
-        <w:t xml:space="preserve"> </w:t>
-      </w:r>
-      <w:r>
-        <w:t xml:space="preserve">control caterpillars. Parasitoids??)</w:t>
-      </w:r>
-    </w:p>
-    <w:p>
-      <w:pPr>
         <w:numPr>
           <w:ilvl w:val="0"/>
           <w:numId w:val="1002"/>
         </w:numPr>
+      </w:pPr>
+      <w:r>
+        <w:rPr>
+          <w:b/>
+          <w:bCs/>
+        </w:rPr>
+        <w:t xml:space="preserve">bottom-up control</w:t>
+      </w:r>
+      <w:r>
+        <w:t xml:space="preserve">: changes in plant density</w:t>
+      </w:r>
+      <w:r>
+        <w:t xml:space="preserve"> </w:t>
+      </w:r>
+      <w:r>
+        <w:rPr>
+          <w:i/>
+          <w:iCs/>
+        </w:rPr>
+        <w:t xml:space="preserve">or</w:t>
+      </w:r>
+      <w:r>
+        <w:t xml:space="preserve"> </w:t>
+      </w:r>
+      <w:r>
+        <w:t xml:space="preserve">plant quality</w:t>
+      </w:r>
+      <w:r>
+        <w:t xml:space="preserve"> </w:t>
+      </w:r>
+      <w:r>
+        <w:t xml:space="preserve">(plant density doesn’t work - very few trees die from caterpillars -</w:t>
+      </w:r>
+      <w:r>
+        <w:t xml:space="preserve"> </w:t>
+      </w:r>
+      <w:r>
+        <w:t xml:space="preserve">but plant quality might. However, experimenters have had extremely</w:t>
+      </w:r>
+      <w:r>
+        <w:t xml:space="preserve"> </w:t>
+      </w:r>
+      <w:r>
+        <w:t xml:space="preserve">mixed results manipulating food quality)</w:t>
+      </w:r>
+    </w:p>
+    <w:p>
+      <w:pPr>
         <w:pStyle w:val="Compact"/>
-      </w:pPr>
-      <w:r>
-        <w:rPr>
-          <w:bCs/>
-          <w:b/>
-        </w:rPr>
-        <w:t xml:space="preserve">bottom-up control</w:t>
-      </w:r>
-      <w:r>
-        <w:t xml:space="preserve">: changes in plant density</w:t>
-      </w:r>
-      <w:r>
-        <w:t xml:space="preserve"> </w:t>
-      </w:r>
-      <w:r>
-        <w:rPr>
-          <w:iCs/>
-          <w:i/>
-        </w:rPr>
-        <w:t xml:space="preserve">or</w:t>
-      </w:r>
-      <w:r>
-        <w:t xml:space="preserve"> </w:t>
-      </w:r>
-      <w:r>
-        <w:t xml:space="preserve">plant quality</w:t>
-      </w:r>
-      <w:r>
-        <w:t xml:space="preserve"> </w:t>
-      </w:r>
-      <w:r>
-        <w:t xml:space="preserve">(plant density doesn’t work - very few trees die from caterpillars -</w:t>
-      </w:r>
-      <w:r>
-        <w:t xml:space="preserve"> </w:t>
-      </w:r>
-      <w:r>
-        <w:t xml:space="preserve">but plant quality might. However, experimenters have had extremely</w:t>
-      </w:r>
-      <w:r>
-        <w:t xml:space="preserve"> </w:t>
-      </w:r>
-      <w:r>
-        <w:t xml:space="preserve">mixed results manipulating food quality)</w:t>
-      </w:r>
-    </w:p>
-    <w:p>
-      <w:pPr>
         <w:numPr>
           <w:ilvl w:val="0"/>
           <w:numId w:val="1002"/>
         </w:numPr>
+      </w:pPr>
+      <w:r>
+        <w:rPr>
+          <w:b/>
+          <w:bCs/>
+        </w:rPr>
+        <w:t xml:space="preserve">weather</w:t>
+      </w:r>
+      <w:r>
+        <w:t xml:space="preserve"> </w:t>
+      </w:r>
+      <w:r>
+        <w:t xml:space="preserve">(doesn’t work by itself; wide variation in local conditions)</w:t>
+      </w:r>
+      <w:r>
+        <w:t xml:space="preserve"> </w:t>
+      </w:r>
+      <w:r>
+        <w:t xml:space="preserve">or interactions of weather with other factors</w:t>
+      </w:r>
+    </w:p>
+    <w:p>
+      <w:pPr>
         <w:pStyle w:val="Compact"/>
-      </w:pPr>
-      <w:r>
-        <w:rPr>
-          <w:bCs/>
-          <w:b/>
-        </w:rPr>
-        <w:t xml:space="preserve">weather</w:t>
-      </w:r>
-      <w:r>
-        <w:t xml:space="preserve"> </w:t>
-      </w:r>
-      <w:r>
-        <w:t xml:space="preserve">(doesn’t work by itself; wide variation in local conditions)</w:t>
-      </w:r>
-      <w:r>
-        <w:t xml:space="preserve"> </w:t>
-      </w:r>
-      <w:r>
-        <w:t xml:space="preserve">or interactions of weather with other factors</w:t>
-      </w:r>
-    </w:p>
-    <w:p>
-      <w:pPr>
         <w:numPr>
           <w:ilvl w:val="0"/>
           <w:numId w:val="1002"/>
         </w:numPr>
+      </w:pPr>
+      <w:r>
+        <w:t xml:space="preserve">changes in</w:t>
+      </w:r>
+      <w:r>
+        <w:t xml:space="preserve"> </w:t>
+      </w:r>
+      <w:r>
+        <w:rPr>
+          <w:b/>
+          <w:bCs/>
+        </w:rPr>
+        <w:t xml:space="preserve">insect quality</w:t>
+      </w:r>
+      <w:r>
+        <w:t xml:space="preserve">, possibly as a result of changes in plant</w:t>
+      </w:r>
+      <w:r>
+        <w:t xml:space="preserve"> </w:t>
+      </w:r>
+      <w:r>
+        <w:t xml:space="preserve">quality or other competitive effects</w:t>
+      </w:r>
+    </w:p>
+    <w:p>
+      <w:pPr>
         <w:pStyle w:val="Compact"/>
-      </w:pPr>
-      <w:r>
-        <w:t xml:space="preserve">changes in</w:t>
-      </w:r>
-      <w:r>
-        <w:t xml:space="preserve"> </w:t>
-      </w:r>
-      <w:r>
-        <w:rPr>
-          <w:bCs/>
-          <w:b/>
-        </w:rPr>
-        <w:t xml:space="preserve">insect quality</w:t>
-      </w:r>
-      <w:r>
-        <w:t xml:space="preserve">, possibly as a result of changes in plant</w:t>
-      </w:r>
-      <w:r>
-        <w:t xml:space="preserve"> </w:t>
-      </w:r>
-      <w:r>
-        <w:t xml:space="preserve">quality or other competitive effects</w:t>
-      </w:r>
-    </w:p>
-    <w:p>
-      <w:pPr>
         <w:numPr>
           <w:ilvl w:val="0"/>
           <w:numId w:val="1002"/>
         </w:numPr>
-        <w:pStyle w:val="Compact"/>
-      </w:pPr>
-      <w:r>
-        <w:rPr>
+      </w:pPr>
+      <w:r>
+        <w:rPr>
+          <w:b/>
           <w:bCs/>
-          <w:b/>
         </w:rPr>
         <w:t xml:space="preserve">parasites</w:t>
       </w:r>
@@ -1013,8 +977,8 @@
       </w:r>
       <w:r>
         <w:rPr>
-          <w:iCs/>
-          <w:i/>
+          <w:i/>
+          <w:iCs/>
         </w:rPr>
         <w:t xml:space="preserve">Entomophaga maimaiga</w:t>
       </w:r>
@@ -1053,8 +1017,8 @@
       </w:r>
       <w:r>
         <w:rPr>
-          <w:iCs/>
-          <w:i/>
+          <w:i/>
+          <w:iCs/>
         </w:rPr>
         <w:t xml:space="preserve">Trichostrongylus tenuis</w:t>
       </w:r>
@@ -1071,8 +1035,8 @@
       </w:r>
       <w:r>
         <w:rPr>
-          <w:iCs/>
-          <w:i/>
+          <w:i/>
+          <w:iCs/>
         </w:rPr>
         <w:t xml:space="preserve">cycling</w:t>
       </w:r>
@@ -1110,13 +1074,7 @@
         <w:t xml:space="preserve"> </w:t>
       </w:r>
       <w:r>
-        <w:t xml:space="preserve">“</w:t>
-      </w:r>
-      <w:r>
-        <w:t xml:space="preserve">natural</w:t>
-      </w:r>
-      <w:r>
-        <w:t xml:space="preserve">”</w:t>
+        <w:t xml:space="preserve">“natural”</w:t>
       </w:r>
       <w:r>
         <w:t xml:space="preserve"> </w:t>
@@ -1132,8 +1090,8 @@
       </w:r>
       <w:r>
         <w:rPr>
-          <w:iCs/>
-          <w:i/>
+          <w:i/>
+          <w:iCs/>
         </w:rPr>
         <w:t xml:space="preserve">Lagopus lagopus scoticus</w:t>
       </w:r>
@@ -1160,8 +1118,8 @@
       </w:r>
       <w:r>
         <w:rPr>
-          <w:iCs/>
-          <w:i/>
+          <w:i/>
+          <w:iCs/>
         </w:rPr>
         <w:t xml:space="preserve">caeca</w:t>
       </w:r>
@@ -1179,8 +1137,8 @@
       </w:r>
       <w:r>
         <w:rPr>
-          <w:iCs/>
-          <w:i/>
+          <w:i/>
+          <w:iCs/>
         </w:rPr>
         <w:t xml:space="preserve">Trichostrongylus tenuis</w:t>
       </w:r>
@@ -1201,8 +1159,8 @@
       </w:r>
       <w:r>
         <w:rPr>
-          <w:iCs/>
-          <w:i/>
+          <w:i/>
+          <w:iCs/>
         </w:rPr>
         <w:t xml:space="preserve">T. tenuis</w:t>
       </w:r>
@@ -1243,8 +1201,8 @@
       </w:pPr>
       <w:r>
         <w:rPr>
-          <w:iCs/>
-          <w:i/>
+          <w:i/>
+          <w:iCs/>
         </w:rPr>
         <w:t xml:space="preserve">Bag records</w:t>
       </w:r>
@@ -1324,65 +1282,65 @@
     </w:p>
     <w:p>
       <w:pPr>
+        <w:pStyle w:val="Compact"/>
         <w:numPr>
           <w:ilvl w:val="0"/>
           <w:numId w:val="1003"/>
         </w:numPr>
+      </w:pPr>
+      <w:r>
+        <w:t xml:space="preserve">Higher survivorship of grouse treated with anthelminthics</w:t>
+      </w:r>
+    </w:p>
+    <w:p>
+      <w:pPr>
         <w:pStyle w:val="Compact"/>
-      </w:pPr>
-      <w:r>
-        <w:t xml:space="preserve">Higher survivorship of grouse treated with anthelminthics</w:t>
-      </w:r>
-    </w:p>
-    <w:p>
-      <w:pPr>
         <w:numPr>
           <w:ilvl w:val="0"/>
           <w:numId w:val="1003"/>
         </w:numPr>
+      </w:pPr>
+      <w:r>
+        <w:t xml:space="preserve">Higher fecundity of grouse treated with anthelminthics</w:t>
+      </w:r>
+    </w:p>
+    <w:p>
+      <w:pPr>
         <w:pStyle w:val="Compact"/>
-      </w:pPr>
-      <w:r>
-        <w:t xml:space="preserve">Higher fecundity of grouse treated with anthelminthics</w:t>
-      </w:r>
-    </w:p>
-    <w:p>
-      <w:pPr>
         <w:numPr>
           <w:ilvl w:val="0"/>
           <w:numId w:val="1003"/>
         </w:numPr>
+      </w:pPr>
+      <w:r>
+        <w:t xml:space="preserve">Parasite densities (mean worm burdens) oscillate out of phase with</w:t>
+      </w:r>
+      <w:r>
+        <w:t xml:space="preserve"> </w:t>
+      </w:r>
+      <w:r>
+        <w:t xml:space="preserve">population densities</w:t>
+      </w:r>
+    </w:p>
+    <w:p>
+      <w:pPr>
         <w:pStyle w:val="Compact"/>
-      </w:pPr>
-      <w:r>
-        <w:t xml:space="preserve">Parasite densities (mean worm burdens) oscillate out of phase with</w:t>
-      </w:r>
-      <w:r>
-        <w:t xml:space="preserve"> </w:t>
-      </w:r>
-      <w:r>
-        <w:t xml:space="preserve">population densities</w:t>
-      </w:r>
-    </w:p>
-    <w:p>
-      <w:pPr>
         <w:numPr>
           <w:ilvl w:val="0"/>
           <w:numId w:val="1003"/>
         </w:numPr>
+      </w:pPr>
+      <w:r>
+        <w:t xml:space="preserve">Treatment experiment: reduces amplitude of fluctuations</w:t>
+      </w:r>
+    </w:p>
+    <w:p>
+      <w:pPr>
         <w:pStyle w:val="Compact"/>
-      </w:pPr>
-      <w:r>
-        <w:t xml:space="preserve">Treatment experiment: reduces amplitude of fluctuations</w:t>
-      </w:r>
-    </w:p>
-    <w:p>
-      <w:pPr>
         <w:numPr>
           <w:ilvl w:val="0"/>
           <w:numId w:val="1003"/>
         </w:numPr>
-        <w:pStyle w:val="Compact"/>
       </w:pPr>
       <w:r>
         <w:t xml:space="preserve">General consistency of model predictions with data, including</w:t>
@@ -1404,8 +1362,8 @@
       </w:r>
       <w:r>
         <w:rPr>
-          <w:iCs/>
-          <w:i/>
+          <w:i/>
+          <w:iCs/>
         </w:rPr>
         <w:t xml:space="preserve">arrested development</w:t>
       </w:r>
@@ -1515,8 +1473,8 @@
       </w:r>
       <w:r>
         <w:rPr>
-          <w:iCs/>
-          <w:i/>
+          <w:i/>
+          <w:iCs/>
         </w:rPr>
         <w:t xml:space="preserve">Revue Scientifique Et Technique (International Office of Epizootics)</w:t>
       </w:r>
@@ -1618,8 +1576,8 @@
       </w:r>
       <w:r>
         <w:rPr>
-          <w:iCs/>
-          <w:i/>
+          <w:i/>
+          <w:iCs/>
         </w:rPr>
         <w:t xml:space="preserve">The William and Mary Quarterly</w:t>
       </w:r>
@@ -1673,8 +1631,8 @@
       </w:r>
       <w:r>
         <w:rPr>
-          <w:iCs/>
-          <w:i/>
+          <w:i/>
+          <w:iCs/>
         </w:rPr>
         <w:t xml:space="preserve">Infectious Disease Clinics of North America</w:t>
       </w:r>
@@ -1719,8 +1677,8 @@
       </w:r>
       <w:r>
         <w:rPr>
-          <w:iCs/>
-          <w:i/>
+          <w:i/>
+          <w:iCs/>
         </w:rPr>
         <w:t xml:space="preserve">Ecology Letters</w:t>
       </w:r>
@@ -1759,120 +1717,120 @@
       </w:r>
       <w:r>
         <w:rPr>
-          <w:iCs/>
-          <w:i/>
+          <w:i/>
+          <w:iCs/>
         </w:rPr>
         <w:t xml:space="preserve">Guns,</w:t>
       </w:r>
       <w:r>
         <w:rPr>
-          <w:iCs/>
-          <w:i/>
-        </w:rPr>
-        <w:t xml:space="preserve"> </w:t>
-      </w:r>
-      <w:r>
-        <w:rPr>
-          <w:iCs/>
-          <w:i/>
+          <w:i/>
+          <w:iCs/>
+        </w:rPr>
+        <w:t xml:space="preserve"> </w:t>
+      </w:r>
+      <w:r>
+        <w:rPr>
+          <w:i/>
+          <w:iCs/>
         </w:rPr>
         <w:t xml:space="preserve">Germs</w:t>
       </w:r>
       <w:r>
         <w:rPr>
-          <w:iCs/>
-          <w:i/>
+          <w:i/>
+          <w:iCs/>
         </w:rPr>
         <w:t xml:space="preserve">, and</w:t>
       </w:r>
       <w:r>
         <w:rPr>
-          <w:iCs/>
-          <w:i/>
-        </w:rPr>
-        <w:t xml:space="preserve"> </w:t>
-      </w:r>
-      <w:r>
-        <w:rPr>
-          <w:iCs/>
-          <w:i/>
+          <w:i/>
+          <w:iCs/>
+        </w:rPr>
+        <w:t xml:space="preserve"> </w:t>
+      </w:r>
+      <w:r>
+        <w:rPr>
+          <w:i/>
+          <w:iCs/>
         </w:rPr>
         <w:t xml:space="preserve">Steel</w:t>
       </w:r>
       <w:r>
         <w:rPr>
-          <w:iCs/>
-          <w:i/>
+          <w:i/>
+          <w:iCs/>
         </w:rPr>
         <w:t xml:space="preserve">:</w:t>
       </w:r>
       <w:r>
         <w:rPr>
-          <w:iCs/>
-          <w:i/>
-        </w:rPr>
-        <w:t xml:space="preserve"> </w:t>
-      </w:r>
-      <w:r>
-        <w:rPr>
-          <w:iCs/>
-          <w:i/>
+          <w:i/>
+          <w:iCs/>
+        </w:rPr>
+        <w:t xml:space="preserve"> </w:t>
+      </w:r>
+      <w:r>
+        <w:rPr>
+          <w:i/>
+          <w:iCs/>
         </w:rPr>
         <w:t xml:space="preserve">The</w:t>
       </w:r>
       <w:r>
         <w:rPr>
-          <w:iCs/>
-          <w:i/>
-        </w:rPr>
-        <w:t xml:space="preserve"> </w:t>
-      </w:r>
-      <w:r>
-        <w:rPr>
-          <w:iCs/>
-          <w:i/>
+          <w:i/>
+          <w:iCs/>
+        </w:rPr>
+        <w:t xml:space="preserve"> </w:t>
+      </w:r>
+      <w:r>
+        <w:rPr>
+          <w:i/>
+          <w:iCs/>
         </w:rPr>
         <w:t xml:space="preserve">Fates</w:t>
       </w:r>
       <w:r>
         <w:rPr>
-          <w:iCs/>
-          <w:i/>
-        </w:rPr>
-        <w:t xml:space="preserve"> </w:t>
-      </w:r>
-      <w:r>
-        <w:rPr>
-          <w:iCs/>
-          <w:i/>
+          <w:i/>
+          <w:iCs/>
+        </w:rPr>
+        <w:t xml:space="preserve"> </w:t>
+      </w:r>
+      <w:r>
+        <w:rPr>
+          <w:i/>
+          <w:iCs/>
         </w:rPr>
         <w:t xml:space="preserve">of</w:t>
       </w:r>
       <w:r>
         <w:rPr>
-          <w:iCs/>
-          <w:i/>
-        </w:rPr>
-        <w:t xml:space="preserve"> </w:t>
-      </w:r>
-      <w:r>
-        <w:rPr>
-          <w:iCs/>
-          <w:i/>
+          <w:i/>
+          <w:iCs/>
+        </w:rPr>
+        <w:t xml:space="preserve"> </w:t>
+      </w:r>
+      <w:r>
+        <w:rPr>
+          <w:i/>
+          <w:iCs/>
         </w:rPr>
         <w:t xml:space="preserve">Human</w:t>
       </w:r>
       <w:r>
         <w:rPr>
-          <w:iCs/>
-          <w:i/>
-        </w:rPr>
-        <w:t xml:space="preserve"> </w:t>
-      </w:r>
-      <w:r>
-        <w:rPr>
-          <w:iCs/>
-          <w:i/>
+          <w:i/>
+          <w:iCs/>
+        </w:rPr>
+        <w:t xml:space="preserve"> </w:t>
+      </w:r>
+      <w:r>
+        <w:rPr>
+          <w:i/>
+          <w:iCs/>
         </w:rPr>
         <w:t xml:space="preserve">Societies</w:t>
       </w:r>
@@ -1912,8 +1870,8 @@
       </w:r>
       <w:r>
         <w:rPr>
-          <w:iCs/>
-          <w:i/>
+          <w:i/>
+          <w:iCs/>
         </w:rPr>
         <w:t xml:space="preserve">Trends in Ecology &amp; Evolution</w:t>
       </w:r>
@@ -1991,8 +1949,8 @@
       </w:r>
       <w:r>
         <w:rPr>
-          <w:iCs/>
-          <w:i/>
+          <w:i/>
+          <w:iCs/>
         </w:rPr>
         <w:t xml:space="preserve">Science</w:t>
       </w:r>
@@ -2079,8 +2037,8 @@
       </w:r>
       <w:r>
         <w:rPr>
-          <w:iCs/>
-          <w:i/>
+          <w:i/>
+          <w:iCs/>
         </w:rPr>
         <w:t xml:space="preserve">Mount Sinai Journal of Medicine: A Journal of Translational and Personalized Medicine</w:t>
       </w:r>
@@ -2179,36 +2137,36 @@
       </w:r>
       <w:r>
         <w:rPr>
-          <w:iCs/>
-          <w:i/>
+          <w:i/>
+          <w:iCs/>
         </w:rPr>
         <w:t xml:space="preserve">Advances in</w:t>
       </w:r>
       <w:r>
         <w:rPr>
-          <w:iCs/>
-          <w:i/>
-        </w:rPr>
-        <w:t xml:space="preserve"> </w:t>
-      </w:r>
-      <w:r>
-        <w:rPr>
-          <w:iCs/>
-          <w:i/>
+          <w:i/>
+          <w:iCs/>
+        </w:rPr>
+        <w:t xml:space="preserve"> </w:t>
+      </w:r>
+      <w:r>
+        <w:rPr>
+          <w:i/>
+          <w:iCs/>
         </w:rPr>
         <w:t xml:space="preserve">Ecological</w:t>
       </w:r>
       <w:r>
         <w:rPr>
-          <w:iCs/>
-          <w:i/>
-        </w:rPr>
-        <w:t xml:space="preserve"> </w:t>
-      </w:r>
-      <w:r>
-        <w:rPr>
-          <w:iCs/>
-          <w:i/>
+          <w:i/>
+          <w:iCs/>
+        </w:rPr>
+        <w:t xml:space="preserve"> </w:t>
+      </w:r>
+      <w:r>
+        <w:rPr>
+          <w:i/>
+          <w:iCs/>
         </w:rPr>
         <w:t xml:space="preserve">Research</w:t>
       </w:r>
@@ -2280,8 +2238,8 @@
       </w:r>
       <w:r>
         <w:rPr>
-          <w:iCs/>
-          <w:i/>
+          <w:i/>
+          <w:iCs/>
         </w:rPr>
         <w:t xml:space="preserve">International Journal of Infectious Diseases</w:t>
       </w:r>
@@ -2350,8 +2308,8 @@
       </w:r>
       <w:r>
         <w:rPr>
-          <w:iCs/>
-          <w:i/>
+          <w:i/>
+          <w:iCs/>
         </w:rPr>
         <w:t xml:space="preserve">Diversity and Distributions</w:t>
       </w:r>
@@ -2396,8 +2354,8 @@
       </w:r>
       <w:r>
         <w:rPr>
-          <w:iCs/>
-          <w:i/>
+          <w:i/>
+          <w:iCs/>
         </w:rPr>
         <w:t xml:space="preserve">Heligmosomoides Polygyrus</w:t>
       </w:r>
@@ -2409,8 +2367,8 @@
       </w:r>
       <w:r>
         <w:rPr>
-          <w:iCs/>
-          <w:i/>
+          <w:i/>
+          <w:iCs/>
         </w:rPr>
         <w:t xml:space="preserve">Parasitology</w:t>
       </w:r>
@@ -2491,8 +2449,8 @@
       </w:r>
       <w:r>
         <w:rPr>
-          <w:iCs/>
-          <w:i/>
+          <w:i/>
+          <w:iCs/>
         </w:rPr>
         <w:t xml:space="preserve">International Journal of Infectious Diseases</w:t>
       </w:r>
@@ -2537,8 +2495,8 @@
       </w:r>
       <w:r>
         <w:rPr>
-          <w:iCs/>
-          <w:i/>
+          <w:i/>
+          <w:iCs/>
         </w:rPr>
         <w:t xml:space="preserve">Phoca Vitulina</w:t>
       </w:r>
@@ -2562,8 +2520,8 @@
       </w:r>
       <w:r>
         <w:rPr>
-          <w:iCs/>
-          <w:i/>
+          <w:i/>
+          <w:iCs/>
         </w:rPr>
         <w:t xml:space="preserve">Journal of Applied Ecology</w:t>
       </w:r>
@@ -2650,8 +2608,8 @@
       </w:r>
       <w:r>
         <w:rPr>
-          <w:iCs/>
-          <w:i/>
+          <w:i/>
+          <w:iCs/>
         </w:rPr>
         <w:t xml:space="preserve">Census.gov</w:t>
       </w:r>
@@ -2693,8 +2651,8 @@
       </w:r>
       <w:r>
         <w:rPr>
-          <w:iCs/>
-          <w:i/>
+          <w:i/>
+          <w:iCs/>
         </w:rPr>
         <w:t xml:space="preserve">Cactoblastis Cactorum</w:t>
       </w:r>
@@ -2706,8 +2664,8 @@
       </w:r>
       <w:r>
         <w:rPr>
-          <w:iCs/>
-          <w:i/>
+          <w:i/>
+          <w:iCs/>
         </w:rPr>
         <w:t xml:space="preserve">Opuntia</w:t>
       </w:r>
@@ -2761,8 +2719,8 @@
       </w:r>
       <w:r>
         <w:rPr>
-          <w:iCs/>
-          <w:i/>
+          <w:i/>
+          <w:iCs/>
         </w:rPr>
         <w:t xml:space="preserve">Diversity and Distributions</w:t>
       </w:r>
@@ -2801,7 +2759,7 @@
         <w:pStyle w:val="FirstParagraph"/>
       </w:pPr>
       <w:r>
-        <w:t xml:space="preserve">Last updated: 2023-10-15 16:00:41.80627</w:t>
+        <w:t xml:space="preserve">Last updated: 2025-08-21 15:00:47.955509</w:t>
       </w:r>
     </w:p>
     <w:bookmarkEnd w:id="69"/>
@@ -2837,14 +2795,14 @@
 <file path=word/numbering.xml><?xml version="1.0" encoding="utf-8"?>
 <w:numbering xmlns:w="http://schemas.openxmlformats.org/wordprocessingml/2006/main">
   <w:abstractNum w:abstractNumId="990">
-    <w:nsid w:val="A990"/>
+    <w:nsid w:val="0000A990"/>
     <w:multiLevelType w:val="multilevel"/>
     <w:lvl w:ilvl="0">
       <w:numFmt w:val="bullet"/>
       <w:lvlText w:val=" "/>
       <w:lvlJc w:val="left"/>
       <w:pPr>
-        <w:ind w:left="720" w:hanging="480"/>
+        <w:ind w:left="720" w:hanging="360"/>
       </w:pPr>
     </w:lvl>
     <w:lvl w:ilvl="1">
@@ -2852,7 +2810,7 @@
       <w:lvlText w:val=" "/>
       <w:lvlJc w:val="left"/>
       <w:pPr>
-        <w:ind w:left="1440" w:hanging="480"/>
+        <w:ind w:left="1440" w:hanging="360"/>
       </w:pPr>
     </w:lvl>
     <w:lvl w:ilvl="2">
@@ -2860,7 +2818,7 @@
       <w:lvlText w:val=" "/>
       <w:lvlJc w:val="left"/>
       <w:pPr>
-        <w:ind w:left="2160" w:hanging="480"/>
+        <w:ind w:left="2160" w:hanging="360"/>
       </w:pPr>
     </w:lvl>
     <w:lvl w:ilvl="3">
@@ -2868,7 +2826,7 @@
       <w:lvlText w:val=" "/>
       <w:lvlJc w:val="left"/>
       <w:pPr>
-        <w:ind w:left="2880" w:hanging="480"/>
+        <w:ind w:left="2880" w:hanging="360"/>
       </w:pPr>
     </w:lvl>
     <w:lvl w:ilvl="4">
@@ -2876,7 +2834,7 @@
       <w:lvlText w:val=" "/>
       <w:lvlJc w:val="left"/>
       <w:pPr>
-        <w:ind w:left="3600" w:hanging="480"/>
+        <w:ind w:left="3600" w:hanging="360"/>
       </w:pPr>
     </w:lvl>
     <w:lvl w:ilvl="5">
@@ -2884,7 +2842,7 @@
       <w:lvlText w:val=" "/>
       <w:lvlJc w:val="left"/>
       <w:pPr>
-        <w:ind w:left="4320" w:hanging="480"/>
+        <w:ind w:left="4320" w:hanging="360"/>
       </w:pPr>
     </w:lvl>
     <w:lvl w:ilvl="6">
@@ -2892,7 +2850,7 @@
       <w:lvlText w:val=" "/>
       <w:lvlJc w:val="left"/>
       <w:pPr>
-        <w:ind w:left="5040" w:hanging="480"/>
+        <w:ind w:left="5040" w:hanging="360"/>
       </w:pPr>
     </w:lvl>
     <w:lvl w:ilvl="7">
@@ -2900,7 +2858,7 @@
       <w:lvlText w:val=" "/>
       <w:lvlJc w:val="left"/>
       <w:pPr>
-        <w:ind w:left="5760" w:hanging="480"/>
+        <w:ind w:left="5760" w:hanging="360"/>
       </w:pPr>
     </w:lvl>
     <w:lvl w:ilvl="8">
@@ -2908,84 +2866,111 @@
       <w:lvlText w:val=" "/>
       <w:lvlJc w:val="left"/>
       <w:pPr>
-        <w:ind w:left="6480" w:hanging="480"/>
+        <w:ind w:left="6480" w:hanging="360"/>
       </w:pPr>
     </w:lvl>
   </w:abstractNum>
   <w:abstractNum w:abstractNumId="991">
-    <w:nsid w:val="A991"/>
+    <w:nsid w:val="0000A991"/>
     <w:multiLevelType w:val="multilevel"/>
     <w:lvl w:ilvl="0">
       <w:numFmt w:val="bullet"/>
-      <w:lvlText w:val="•"/>
+      <w:lvlText w:val=""/>
       <w:lvlJc w:val="left"/>
       <w:pPr>
-        <w:ind w:left="720" w:hanging="480"/>
-      </w:pPr>
+        <w:ind w:left="720" w:hanging="360"/>
+      </w:pPr>
+      <w:rPr>
+        <w:rFonts w:ascii="Symbol" w:hAnsi="Symbol" w:cs="Symbol" w:hint="default"/>
+      </w:rPr>
     </w:lvl>
     <w:lvl w:ilvl="1">
       <w:numFmt w:val="bullet"/>
-      <w:lvlText w:val="–"/>
+      <w:lvlText w:val="o"/>
       <w:lvlJc w:val="left"/>
       <w:pPr>
-        <w:ind w:left="1440" w:hanging="480"/>
-      </w:pPr>
+        <w:ind w:left="1440" w:hanging="360"/>
+      </w:pPr>
+      <w:rPr>
+        <w:rFonts w:ascii="Courier New" w:hAnsi="Courier New" w:cs="Courier New" w:hint="default"/>
+      </w:rPr>
     </w:lvl>
     <w:lvl w:ilvl="2">
       <w:numFmt w:val="bullet"/>
-      <w:lvlText w:val="•"/>
+      <w:lvlText w:val=""/>
       <w:lvlJc w:val="left"/>
       <w:pPr>
-        <w:ind w:left="2160" w:hanging="480"/>
-      </w:pPr>
+        <w:ind w:left="2160" w:hanging="360"/>
+      </w:pPr>
+      <w:rPr>
+        <w:rFonts w:ascii="Wingdings" w:hAnsi="Wingdings" w:cs="Wingdings" w:hint="default"/>
+      </w:rPr>
     </w:lvl>
     <w:lvl w:ilvl="3">
       <w:numFmt w:val="bullet"/>
-      <w:lvlText w:val="–"/>
+      <w:lvlText w:val=""/>
       <w:lvlJc w:val="left"/>
       <w:pPr>
-        <w:ind w:left="2880" w:hanging="480"/>
-      </w:pPr>
+        <w:ind w:left="2880" w:hanging="360"/>
+      </w:pPr>
+      <w:rPr>
+        <w:rFonts w:ascii="Symbol" w:hAnsi="Symbol" w:cs="Symbol" w:hint="default"/>
+      </w:rPr>
     </w:lvl>
     <w:lvl w:ilvl="4">
       <w:numFmt w:val="bullet"/>
-      <w:lvlText w:val="•"/>
+      <w:lvlText w:val="o"/>
       <w:lvlJc w:val="left"/>
       <w:pPr>
-        <w:ind w:left="3600" w:hanging="480"/>
-      </w:pPr>
+        <w:ind w:left="3600" w:hanging="360"/>
+      </w:pPr>
+      <w:rPr>
+        <w:rFonts w:ascii="Courier New" w:hAnsi="Courier New" w:cs="Courier New" w:hint="default"/>
+      </w:rPr>
     </w:lvl>
     <w:lvl w:ilvl="5">
       <w:numFmt w:val="bullet"/>
-      <w:lvlText w:val="–"/>
+      <w:lvlText w:val=""/>
       <w:lvlJc w:val="left"/>
       <w:pPr>
-        <w:ind w:left="4320" w:hanging="480"/>
-      </w:pPr>
+        <w:ind w:left="4320" w:hanging="360"/>
+      </w:pPr>
+      <w:rPr>
+        <w:rFonts w:ascii="Wingdings" w:hAnsi="Wingdings" w:cs="Wingdings" w:hint="default"/>
+      </w:rPr>
     </w:lvl>
     <w:lvl w:ilvl="6">
       <w:numFmt w:val="bullet"/>
-      <w:lvlText w:val="•"/>
+      <w:lvlText w:val=""/>
       <w:lvlJc w:val="left"/>
       <w:pPr>
-        <w:ind w:left="5040" w:hanging="480"/>
-      </w:pPr>
+        <w:ind w:left="5040" w:hanging="360"/>
+      </w:pPr>
+      <w:rPr>
+        <w:rFonts w:ascii="Symbol" w:hAnsi="Symbol" w:cs="Symbol" w:hint="default"/>
+      </w:rPr>
     </w:lvl>
     <w:lvl w:ilvl="7">
       <w:numFmt w:val="bullet"/>
-      <w:lvlText w:val="–"/>
+      <w:lvlText w:val="o"/>
       <w:lvlJc w:val="left"/>
       <w:pPr>
-        <w:ind w:left="5760" w:hanging="480"/>
-      </w:pPr>
+        <w:ind w:left="5760" w:hanging="360"/>
+      </w:pPr>
+      <w:rPr>
+        <w:rFonts w:ascii="Courier New" w:hAnsi="Courier New" w:cs="Courier New" w:hint="default"/>
+      </w:rPr>
     </w:lvl>
     <w:lvl w:ilvl="8">
       <w:numFmt w:val="bullet"/>
-      <w:lvlText w:val="•"/>
+      <w:lvlText w:val=""/>
       <w:lvlJc w:val="left"/>
       <w:pPr>
-        <w:ind w:left="6480" w:hanging="480"/>
-      </w:pPr>
+        <w:ind w:left="6480" w:hanging="360"/>
+      </w:pPr>
+      <w:rPr>
+        <w:rFonts w:ascii="Wingdings" w:hAnsi="Wingdings" w:cs="Wingdings" w:hint="default"/>
+      </w:rPr>
     </w:lvl>
   </w:abstractNum>
   <w:num w:numId="1000">
@@ -3029,10 +3014,10 @@
     <w:name w:val="Body Text"/>
     <w:basedOn w:val="Normal"/>
     <w:link w:val="BodyTextChar"/>
+    <w:qFormat/>
     <w:pPr>
       <w:spacing w:after="180" w:before="180"/>
     </w:pPr>
-    <w:qFormat/>
   </w:style>
   <w:style w:customStyle="1" w:styleId="FirstParagraph" w:type="paragraph">
     <w:name w:val="First Paragraph"/>
@@ -3052,36 +3037,69 @@
     <w:name w:val="Title"/>
     <w:basedOn w:val="Normal"/>
     <w:next w:val="BodyText"/>
+    <w:link w:val="TitleChar"/>
+    <w:uiPriority w:val="10"/>
     <w:qFormat/>
+    <w:rsid w:val="00A10FD9"/>
     <w:pPr>
-      <w:keepNext/>
-      <w:keepLines/>
-      <w:spacing w:after="240" w:before="480"/>
+      <w:spacing w:after="80" w:line="240" w:lineRule="auto"/>
+      <w:contextualSpacing/>
       <w:jc w:val="center"/>
     </w:pPr>
     <w:rPr>
       <w:rFonts w:asciiTheme="majorHAnsi" w:cstheme="majorBidi" w:eastAsiaTheme="majorEastAsia" w:hAnsiTheme="majorHAnsi"/>
-      <w:b/>
-      <w:bCs/>
-      <w:color w:themeColor="accent1" w:themeShade="B5" w:val="345A8A"/>
-      <w:sz w:val="36"/>
-      <w:szCs w:val="36"/>
+      <w:spacing w:val="-10"/>
+      <w:kern w:val="28"/>
+      <w:sz w:val="56"/>
+      <w:szCs w:val="56"/>
+    </w:rPr>
+  </w:style>
+  <w:style w:customStyle="1" w:styleId="TitleChar" w:type="character">
+    <w:name w:val="Title Char"/>
+    <w:basedOn w:val="DefaultParagraphFont"/>
+    <w:link w:val="Title"/>
+    <w:uiPriority w:val="10"/>
+    <w:rsid w:val="00A10FD9"/>
+    <w:rPr>
+      <w:rFonts w:asciiTheme="majorHAnsi" w:cstheme="majorBidi" w:eastAsiaTheme="majorEastAsia" w:hAnsiTheme="majorHAnsi"/>
+      <w:spacing w:val="-10"/>
+      <w:kern w:val="28"/>
+      <w:sz w:val="56"/>
+      <w:szCs w:val="56"/>
     </w:rPr>
   </w:style>
   <w:style w:styleId="Subtitle" w:type="paragraph">
     <w:name w:val="Subtitle"/>
     <w:basedOn w:val="Title"/>
     <w:next w:val="BodyText"/>
+    <w:link w:val="SubtitleChar"/>
+    <w:uiPriority w:val="11"/>
     <w:qFormat/>
+    <w:rsid w:val="00A10FD9"/>
     <w:pPr>
-      <w:keepNext/>
-      <w:keepLines/>
-      <w:spacing w:after="240" w:before="240"/>
-      <w:jc w:val="center"/>
+      <w:numPr>
+        <w:ilvl w:val="1"/>
+      </w:numPr>
     </w:pPr>
     <w:rPr>
-      <w:sz w:val="30"/>
-      <w:szCs w:val="30"/>
+      <w:rFonts w:cstheme="majorBidi" w:eastAsiaTheme="majorEastAsia"/>
+      <w:spacing w:val="15"/>
+      <w:sz w:val="28"/>
+      <w:szCs w:val="28"/>
+    </w:rPr>
+  </w:style>
+  <w:style w:customStyle="1" w:styleId="SubtitleChar" w:type="character">
+    <w:name w:val="Subtitle Char"/>
+    <w:basedOn w:val="DefaultParagraphFont"/>
+    <w:link w:val="Subtitle"/>
+    <w:uiPriority w:val="11"/>
+    <w:rsid w:val="00A10FD9"/>
+    <w:rPr>
+      <w:rFonts w:cstheme="majorBidi" w:eastAsiaTheme="majorEastAsia"/>
+      <w:color w:themeColor="text1" w:themeTint="A6" w:val="595959"/>
+      <w:spacing w:val="15"/>
+      <w:sz w:val="28"/>
+      <w:szCs w:val="28"/>
     </w:rPr>
   </w:style>
   <w:style w:customStyle="1" w:styleId="Author" w:type="paragraph">
@@ -3112,15 +3130,13 @@
     <w:pPr>
       <w:keepNext/>
       <w:keepLines/>
+      <w:spacing w:after="0" w:before="300"/>
       <w:jc w:val="center"/>
-      <w:spacing w:after="0" w:before="300"/>
     </w:pPr>
     <w:rPr>
+      <w:b/>
       <w:sz w:val="20"/>
       <w:szCs w:val="20"/>
-      <w:b/>
-      <w:color w:val="345A8A"/>
-      &gt;
     </w:rPr>
   </w:style>
   <w:style w:customStyle="1" w:styleId="Abstract" w:type="paragraph">
@@ -3147,191 +3163,321 @@
     <w:rPr/>
   </w:style>
   <w:style w:styleId="Heading1" w:type="paragraph">
-    <w:name w:val="Heading 1"/>
+    <w:name w:val="heading 1"/>
     <w:basedOn w:val="Normal"/>
     <w:next w:val="BodyText"/>
+    <w:link w:val="Heading1Char"/>
     <w:uiPriority w:val="9"/>
     <w:qFormat/>
+    <w:rsid w:val="00A10FD9"/>
     <w:pPr>
       <w:keepNext/>
       <w:keepLines/>
-      <w:spacing w:after="0" w:before="480"/>
+      <w:spacing w:after="80" w:before="360"/>
       <w:outlineLvl w:val="0"/>
     </w:pPr>
     <w:rPr>
       <w:rFonts w:asciiTheme="majorHAnsi" w:cstheme="majorBidi" w:eastAsiaTheme="majorEastAsia" w:hAnsiTheme="majorHAnsi"/>
-      <w:b/>
-      <w:bCs/>
-      <w:color w:themeColor="accent1" w:val="4F81BD"/>
-      <w:sz w:val="32"/>
-      <w:szCs w:val="32"/>
+      <w:color w:themeColor="accent1" w:themeShade="BF" w:val="0F4761"/>
+      <w:sz w:val="40"/>
+      <w:szCs w:val="40"/>
     </w:rPr>
   </w:style>
   <w:style w:styleId="Heading2" w:type="paragraph">
-    <w:name w:val="Heading 2"/>
+    <w:name w:val="heading 2"/>
     <w:basedOn w:val="Normal"/>
     <w:next w:val="BodyText"/>
+    <w:link w:val="Heading2Char"/>
     <w:uiPriority w:val="9"/>
+    <w:semiHidden/>
     <w:unhideWhenUsed/>
     <w:qFormat/>
+    <w:rsid w:val="00A10FD9"/>
     <w:pPr>
       <w:keepNext/>
       <w:keepLines/>
-      <w:spacing w:after="0" w:before="200"/>
+      <w:spacing w:after="80" w:before="160"/>
       <w:outlineLvl w:val="1"/>
     </w:pPr>
     <w:rPr>
       <w:rFonts w:asciiTheme="majorHAnsi" w:cstheme="majorBidi" w:eastAsiaTheme="majorEastAsia" w:hAnsiTheme="majorHAnsi"/>
-      <w:b/>
-      <w:bCs/>
-      <w:color w:themeColor="accent1" w:val="4F81BD"/>
-      <w:sz w:val="28"/>
-      <w:szCs w:val="28"/>
+      <w:color w:themeColor="accent1" w:themeShade="BF" w:val="0F4761"/>
+      <w:sz w:val="32"/>
+      <w:szCs w:val="32"/>
     </w:rPr>
   </w:style>
   <w:style w:styleId="Heading3" w:type="paragraph">
-    <w:name w:val="Heading 3"/>
+    <w:name w:val="heading 3"/>
     <w:basedOn w:val="Normal"/>
     <w:next w:val="BodyText"/>
+    <w:link w:val="Heading3Char"/>
     <w:uiPriority w:val="9"/>
+    <w:semiHidden/>
     <w:unhideWhenUsed/>
     <w:qFormat/>
+    <w:rsid w:val="00A10FD9"/>
     <w:pPr>
       <w:keepNext/>
       <w:keepLines/>
-      <w:spacing w:after="0" w:before="200"/>
+      <w:spacing w:after="80" w:before="160"/>
       <w:outlineLvl w:val="2"/>
     </w:pPr>
     <w:rPr>
-      <w:rFonts w:asciiTheme="majorHAnsi" w:cstheme="majorBidi" w:eastAsiaTheme="majorEastAsia" w:hAnsiTheme="majorHAnsi"/>
-      <w:b/>
-      <w:bCs/>
-      <w:color w:themeColor="accent1" w:val="4F81BD"/>
-      <w:sz w:val="24"/>
-      <w:szCs w:val="24"/>
+      <w:rFonts w:cstheme="majorBidi" w:eastAsiaTheme="majorEastAsia"/>
+      <w:color w:themeColor="accent1" w:themeShade="BF" w:val="0F4761"/>
+      <w:sz w:val="28"/>
+      <w:szCs w:val="28"/>
     </w:rPr>
   </w:style>
   <w:style w:styleId="Heading4" w:type="paragraph">
-    <w:name w:val="Heading 4"/>
+    <w:name w:val="heading 4"/>
     <w:basedOn w:val="Normal"/>
     <w:next w:val="BodyText"/>
+    <w:link w:val="Heading4Char"/>
     <w:uiPriority w:val="9"/>
+    <w:semiHidden/>
     <w:unhideWhenUsed/>
     <w:qFormat/>
+    <w:rsid w:val="00A10FD9"/>
     <w:pPr>
       <w:keepNext/>
       <w:keepLines/>
-      <w:spacing w:after="0" w:before="200"/>
+      <w:spacing w:after="40" w:before="80"/>
       <w:outlineLvl w:val="3"/>
     </w:pPr>
     <w:rPr>
-      <w:rFonts w:asciiTheme="majorHAnsi" w:cstheme="majorBidi" w:eastAsiaTheme="majorEastAsia" w:hAnsiTheme="majorHAnsi"/>
+      <w:rFonts w:cstheme="majorBidi" w:eastAsiaTheme="majorEastAsia"/>
       <w:i/>
-      <w:bCs/>
-      <w:color w:themeColor="accent1" w:val="4F81BD"/>
-      <w:sz w:val="24"/>
-      <w:szCs w:val="24"/>
+      <w:iCs/>
+      <w:color w:themeColor="accent1" w:themeShade="BF" w:val="0F4761"/>
     </w:rPr>
   </w:style>
   <w:style w:styleId="Heading5" w:type="paragraph">
-    <w:name w:val="Heading 5"/>
+    <w:name w:val="heading 5"/>
     <w:basedOn w:val="Normal"/>
     <w:next w:val="BodyText"/>
+    <w:link w:val="Heading5Char"/>
     <w:uiPriority w:val="9"/>
+    <w:semiHidden/>
     <w:unhideWhenUsed/>
     <w:qFormat/>
+    <w:rsid w:val="00A10FD9"/>
     <w:pPr>
       <w:keepNext/>
       <w:keepLines/>
-      <w:spacing w:after="0" w:before="200"/>
+      <w:spacing w:after="40" w:before="80"/>
       <w:outlineLvl w:val="4"/>
     </w:pPr>
     <w:rPr>
-      <w:rFonts w:asciiTheme="majorHAnsi" w:cstheme="majorBidi" w:eastAsiaTheme="majorEastAsia" w:hAnsiTheme="majorHAnsi"/>
-      <w:iCs/>
-      <w:color w:themeColor="accent1" w:val="4F81BD"/>
-      <w:sz w:val="24"/>
-      <w:szCs w:val="24"/>
+      <w:rFonts w:cstheme="majorBidi" w:eastAsiaTheme="majorEastAsia"/>
+      <w:color w:themeColor="accent1" w:themeShade="BF" w:val="0F4761"/>
     </w:rPr>
   </w:style>
   <w:style w:styleId="Heading6" w:type="paragraph">
-    <w:name w:val="Heading 6"/>
+    <w:name w:val="heading 6"/>
     <w:basedOn w:val="Normal"/>
     <w:next w:val="BodyText"/>
+    <w:link w:val="Heading6Char"/>
     <w:uiPriority w:val="9"/>
+    <w:semiHidden/>
     <w:unhideWhenUsed/>
     <w:qFormat/>
+    <w:rsid w:val="00A10FD9"/>
     <w:pPr>
       <w:keepNext/>
       <w:keepLines/>
-      <w:spacing w:after="0" w:before="200"/>
+      <w:spacing w:after="0" w:before="40"/>
       <w:outlineLvl w:val="5"/>
     </w:pPr>
     <w:rPr>
-      <w:rFonts w:asciiTheme="majorHAnsi" w:cstheme="majorBidi" w:eastAsiaTheme="majorEastAsia" w:hAnsiTheme="majorHAnsi"/>
-      <w:color w:themeColor="accent1" w:val="4F81BD"/>
-      <w:sz w:val="24"/>
-      <w:szCs w:val="24"/>
+      <w:rFonts w:cstheme="majorBidi" w:eastAsiaTheme="majorEastAsia"/>
+      <w:i/>
+      <w:iCs/>
+      <w:color w:themeColor="text1" w:themeTint="A6" w:val="595959"/>
     </w:rPr>
   </w:style>
   <w:style w:styleId="Heading7" w:type="paragraph">
-    <w:name w:val="Heading 7"/>
+    <w:name w:val="heading 7"/>
     <w:basedOn w:val="Normal"/>
     <w:next w:val="BodyText"/>
+    <w:link w:val="Heading7Char"/>
     <w:uiPriority w:val="9"/>
+    <w:semiHidden/>
     <w:unhideWhenUsed/>
     <w:qFormat/>
+    <w:rsid w:val="00A10FD9"/>
     <w:pPr>
       <w:keepNext/>
       <w:keepLines/>
-      <w:spacing w:after="0" w:before="200"/>
+      <w:spacing w:after="0" w:before="40"/>
       <w:outlineLvl w:val="6"/>
     </w:pPr>
     <w:rPr>
-      <w:rFonts w:asciiTheme="majorHAnsi" w:cstheme="majorBidi" w:eastAsiaTheme="majorEastAsia" w:hAnsiTheme="majorHAnsi"/>
-      <w:color w:themeColor="accent1" w:val="4F81BD"/>
-      <w:sz w:val="24"/>
-      <w:szCs w:val="24"/>
+      <w:rFonts w:cstheme="majorBidi" w:eastAsiaTheme="majorEastAsia"/>
+      <w:color w:themeColor="text1" w:themeTint="A6" w:val="595959"/>
     </w:rPr>
   </w:style>
   <w:style w:styleId="Heading8" w:type="paragraph">
-    <w:name w:val="Heading 8"/>
+    <w:name w:val="heading 8"/>
     <w:basedOn w:val="Normal"/>
     <w:next w:val="BodyText"/>
+    <w:link w:val="Heading8Char"/>
     <w:uiPriority w:val="9"/>
+    <w:semiHidden/>
     <w:unhideWhenUsed/>
     <w:qFormat/>
+    <w:rsid w:val="00A10FD9"/>
     <w:pPr>
       <w:keepNext/>
       <w:keepLines/>
-      <w:spacing w:after="0" w:before="200"/>
+      <w:spacing w:after="0"/>
       <w:outlineLvl w:val="7"/>
     </w:pPr>
     <w:rPr>
-      <w:rFonts w:asciiTheme="majorHAnsi" w:cstheme="majorBidi" w:eastAsiaTheme="majorEastAsia" w:hAnsiTheme="majorHAnsi"/>
-      <w:color w:themeColor="accent1" w:val="4F81BD"/>
-      <w:sz w:val="24"/>
-      <w:szCs w:val="24"/>
+      <w:rFonts w:cstheme="majorBidi" w:eastAsiaTheme="majorEastAsia"/>
+      <w:i/>
+      <w:iCs/>
+      <w:color w:themeColor="text1" w:themeTint="D8" w:val="272727"/>
     </w:rPr>
   </w:style>
   <w:style w:styleId="Heading9" w:type="paragraph">
-    <w:name w:val="Heading 9"/>
+    <w:name w:val="heading 9"/>
     <w:basedOn w:val="Normal"/>
     <w:next w:val="BodyText"/>
+    <w:link w:val="Heading9Char"/>
     <w:uiPriority w:val="9"/>
+    <w:semiHidden/>
     <w:unhideWhenUsed/>
     <w:qFormat/>
+    <w:rsid w:val="00A10FD9"/>
     <w:pPr>
       <w:keepNext/>
       <w:keepLines/>
-      <w:spacing w:after="0" w:before="200"/>
+      <w:spacing w:after="0"/>
       <w:outlineLvl w:val="8"/>
     </w:pPr>
     <w:rPr>
+      <w:rFonts w:cstheme="majorBidi" w:eastAsiaTheme="majorEastAsia"/>
+      <w:color w:themeColor="text1" w:themeTint="D8" w:val="272727"/>
+    </w:rPr>
+  </w:style>
+  <w:style w:customStyle="1" w:styleId="Heading1Char" w:type="character">
+    <w:name w:val="Heading 1 Char"/>
+    <w:basedOn w:val="DefaultParagraphFont"/>
+    <w:link w:val="Heading1"/>
+    <w:uiPriority w:val="9"/>
+    <w:rsid w:val="00A10FD9"/>
+    <w:rPr>
       <w:rFonts w:asciiTheme="majorHAnsi" w:cstheme="majorBidi" w:eastAsiaTheme="majorEastAsia" w:hAnsiTheme="majorHAnsi"/>
-      <w:color w:themeColor="accent1" w:val="4F81BD"/>
-      <w:sz w:val="24"/>
-      <w:szCs w:val="24"/>
+      <w:color w:themeColor="accent1" w:themeShade="BF" w:val="0F4761"/>
+      <w:sz w:val="40"/>
+      <w:szCs w:val="40"/>
+    </w:rPr>
+  </w:style>
+  <w:style w:customStyle="1" w:styleId="Heading2Char" w:type="character">
+    <w:name w:val="Heading 2 Char"/>
+    <w:basedOn w:val="DefaultParagraphFont"/>
+    <w:link w:val="Heading2"/>
+    <w:uiPriority w:val="9"/>
+    <w:semiHidden/>
+    <w:rsid w:val="00A10FD9"/>
+    <w:rPr>
+      <w:rFonts w:asciiTheme="majorHAnsi" w:cstheme="majorBidi" w:eastAsiaTheme="majorEastAsia" w:hAnsiTheme="majorHAnsi"/>
+      <w:color w:themeColor="accent1" w:themeShade="BF" w:val="0F4761"/>
+      <w:sz w:val="32"/>
+      <w:szCs w:val="32"/>
+    </w:rPr>
+  </w:style>
+  <w:style w:customStyle="1" w:styleId="Heading3Char" w:type="character">
+    <w:name w:val="Heading 3 Char"/>
+    <w:basedOn w:val="DefaultParagraphFont"/>
+    <w:link w:val="Heading3"/>
+    <w:uiPriority w:val="9"/>
+    <w:semiHidden/>
+    <w:rsid w:val="00A10FD9"/>
+    <w:rPr>
+      <w:rFonts w:cstheme="majorBidi" w:eastAsiaTheme="majorEastAsia"/>
+      <w:color w:themeColor="accent1" w:themeShade="BF" w:val="0F4761"/>
+      <w:sz w:val="28"/>
+      <w:szCs w:val="28"/>
+    </w:rPr>
+  </w:style>
+  <w:style w:customStyle="1" w:styleId="Heading4Char" w:type="character">
+    <w:name w:val="Heading 4 Char"/>
+    <w:basedOn w:val="DefaultParagraphFont"/>
+    <w:link w:val="Heading4"/>
+    <w:uiPriority w:val="9"/>
+    <w:semiHidden/>
+    <w:rsid w:val="00A10FD9"/>
+    <w:rPr>
+      <w:rFonts w:cstheme="majorBidi" w:eastAsiaTheme="majorEastAsia"/>
+      <w:i/>
+      <w:iCs/>
+      <w:color w:themeColor="accent1" w:themeShade="BF" w:val="0F4761"/>
+    </w:rPr>
+  </w:style>
+  <w:style w:customStyle="1" w:styleId="Heading5Char" w:type="character">
+    <w:name w:val="Heading 5 Char"/>
+    <w:basedOn w:val="DefaultParagraphFont"/>
+    <w:link w:val="Heading5"/>
+    <w:uiPriority w:val="9"/>
+    <w:semiHidden/>
+    <w:rsid w:val="00A10FD9"/>
+    <w:rPr>
+      <w:rFonts w:cstheme="majorBidi" w:eastAsiaTheme="majorEastAsia"/>
+      <w:color w:themeColor="accent1" w:themeShade="BF" w:val="0F4761"/>
+    </w:rPr>
+  </w:style>
+  <w:style w:customStyle="1" w:styleId="Heading6Char" w:type="character">
+    <w:name w:val="Heading 6 Char"/>
+    <w:basedOn w:val="DefaultParagraphFont"/>
+    <w:link w:val="Heading6"/>
+    <w:uiPriority w:val="9"/>
+    <w:semiHidden/>
+    <w:rsid w:val="00A10FD9"/>
+    <w:rPr>
+      <w:rFonts w:cstheme="majorBidi" w:eastAsiaTheme="majorEastAsia"/>
+      <w:i/>
+      <w:iCs/>
+      <w:color w:themeColor="text1" w:themeTint="A6" w:val="595959"/>
+    </w:rPr>
+  </w:style>
+  <w:style w:customStyle="1" w:styleId="Heading7Char" w:type="character">
+    <w:name w:val="Heading 7 Char"/>
+    <w:basedOn w:val="DefaultParagraphFont"/>
+    <w:link w:val="Heading7"/>
+    <w:uiPriority w:val="9"/>
+    <w:semiHidden/>
+    <w:rsid w:val="00A10FD9"/>
+    <w:rPr>
+      <w:rFonts w:cstheme="majorBidi" w:eastAsiaTheme="majorEastAsia"/>
+      <w:color w:themeColor="text1" w:themeTint="A6" w:val="595959"/>
+    </w:rPr>
+  </w:style>
+  <w:style w:customStyle="1" w:styleId="Heading8Char" w:type="character">
+    <w:name w:val="Heading 8 Char"/>
+    <w:basedOn w:val="DefaultParagraphFont"/>
+    <w:link w:val="Heading8"/>
+    <w:uiPriority w:val="9"/>
+    <w:semiHidden/>
+    <w:rsid w:val="00A10FD9"/>
+    <w:rPr>
+      <w:rFonts w:cstheme="majorBidi" w:eastAsiaTheme="majorEastAsia"/>
+      <w:i/>
+      <w:iCs/>
+      <w:color w:themeColor="text1" w:themeTint="D8" w:val="272727"/>
+    </w:rPr>
+  </w:style>
+  <w:style w:customStyle="1" w:styleId="Heading9Char" w:type="character">
+    <w:name w:val="Heading 9 Char"/>
+    <w:basedOn w:val="DefaultParagraphFont"/>
+    <w:link w:val="Heading9"/>
+    <w:uiPriority w:val="9"/>
+    <w:semiHidden/>
+    <w:rsid w:val="00A10FD9"/>
+    <w:rPr>
+      <w:rFonts w:cstheme="majorBidi" w:eastAsiaTheme="majorEastAsia"/>
+      <w:color w:themeColor="text1" w:themeTint="D8" w:val="272727"/>
     </w:rPr>
   </w:style>
   <w:style w:styleId="BlockText" w:type="paragraph">
@@ -3353,6 +3499,18 @@
     <w:uiPriority w:val="9"/>
     <w:unhideWhenUsed/>
     <w:qFormat/>
+  </w:style>
+  <w:style w:styleId="FootnoteBlockText" w:type="paragraph">
+    <w:name w:val="Footnote Block Text"/>
+    <w:basedOn w:val="FootnoteText"/>
+    <w:next w:val="FootnoteText"/>
+    <w:uiPriority w:val="9"/>
+    <w:unhideWhenUsed/>
+    <w:qFormat/>
+    <w:pPr>
+      <w:spacing w:after="100" w:before="100"/>
+      <w:ind w:firstLine="0" w:left="480" w:right="480"/>
+    </w:pPr>
   </w:style>
   <w:style w:default="1" w:styleId="DefaultParagraphFont" w:type="character">
     <w:name w:val="Default Paragraph Font"/>
@@ -3383,10 +3541,10 @@
         <w:jc w:val="left"/>
       </w:trPr>
       <w:tcPr>
-        <w:vAlign w:val="bottom"/>
         <w:tcBorders>
           <w:bottom w:val="single"/>
         </w:tcBorders>
+        <w:vAlign w:val="bottom"/>
       </w:tcPr>
     </w:tblStylePr>
   </w:style>
@@ -3502,9 +3660,9 @@
     <w:name w:val="KeywordTok"/>
     <w:basedOn w:val="VerbatimChar"/>
     <w:rPr>
+      <w:b/>
       <w:color w:val="204a87"/>
       <w:shd w:val="clear" w:fill="f8f8f8"/>
-      <w:b/>
     </w:rPr>
   </w:style>
   <w:style w:type="character" w:customStyle="1" w:styleId="DataTypeTok">
@@ -3559,9 +3717,9 @@
     <w:name w:val="SpecialCharTok"/>
     <w:basedOn w:val="VerbatimChar"/>
     <w:rPr>
+      <w:b/>
       <w:color w:val="ce5c00"/>
       <w:shd w:val="clear" w:fill="f8f8f8"/>
-      <w:b/>
     </w:rPr>
   </w:style>
   <w:style w:type="character" w:customStyle="1" w:styleId="StringTok">
@@ -3599,39 +3757,39 @@
     <w:name w:val="CommentTok"/>
     <w:basedOn w:val="VerbatimChar"/>
     <w:rPr>
+      <w:i/>
       <w:color w:val="8f5902"/>
       <w:shd w:val="clear" w:fill="f8f8f8"/>
-      <w:i/>
     </w:rPr>
   </w:style>
   <w:style w:type="character" w:customStyle="1" w:styleId="DocumentationTok">
     <w:name w:val="DocumentationTok"/>
     <w:basedOn w:val="VerbatimChar"/>
     <w:rPr>
+      <w:b/>
+      <w:i/>
       <w:color w:val="8f5902"/>
       <w:shd w:val="clear" w:fill="f8f8f8"/>
-      <w:b/>
-      <w:i/>
     </w:rPr>
   </w:style>
   <w:style w:type="character" w:customStyle="1" w:styleId="AnnotationTok">
     <w:name w:val="AnnotationTok"/>
     <w:basedOn w:val="VerbatimChar"/>
     <w:rPr>
+      <w:b/>
+      <w:i/>
       <w:color w:val="8f5902"/>
       <w:shd w:val="clear" w:fill="f8f8f8"/>
-      <w:b/>
-      <w:i/>
     </w:rPr>
   </w:style>
   <w:style w:type="character" w:customStyle="1" w:styleId="CommentVarTok">
     <w:name w:val="CommentVarTok"/>
     <w:basedOn w:val="VerbatimChar"/>
     <w:rPr>
+      <w:b/>
+      <w:i/>
       <w:color w:val="8f5902"/>
       <w:shd w:val="clear" w:fill="f8f8f8"/>
-      <w:b/>
-      <w:i/>
     </w:rPr>
   </w:style>
   <w:style w:type="character" w:customStyle="1" w:styleId="OtherTok">
@@ -3646,9 +3804,9 @@
     <w:name w:val="FunctionTok"/>
     <w:basedOn w:val="VerbatimChar"/>
     <w:rPr>
+      <w:b/>
       <w:color w:val="204a87"/>
       <w:shd w:val="clear" w:fill="f8f8f8"/>
-      <w:b/>
     </w:rPr>
   </w:style>
   <w:style w:type="character" w:customStyle="1" w:styleId="VariableTok">
@@ -3663,18 +3821,18 @@
     <w:name w:val="ControlFlowTok"/>
     <w:basedOn w:val="VerbatimChar"/>
     <w:rPr>
+      <w:b/>
       <w:color w:val="204a87"/>
       <w:shd w:val="clear" w:fill="f8f8f8"/>
-      <w:b/>
     </w:rPr>
   </w:style>
   <w:style w:type="character" w:customStyle="1" w:styleId="OperatorTok">
     <w:name w:val="OperatorTok"/>
     <w:basedOn w:val="VerbatimChar"/>
     <w:rPr>
+      <w:b/>
       <w:color w:val="ce5c00"/>
       <w:shd w:val="clear" w:fill="f8f8f8"/>
-      <w:b/>
     </w:rPr>
   </w:style>
   <w:style w:type="character" w:customStyle="1" w:styleId="BuiltInTok">
@@ -3695,9 +3853,9 @@
     <w:name w:val="PreprocessorTok"/>
     <w:basedOn w:val="VerbatimChar"/>
     <w:rPr>
+      <w:i/>
       <w:color w:val="8f5902"/>
       <w:shd w:val="clear" w:fill="f8f8f8"/>
-      <w:i/>
     </w:rPr>
   </w:style>
   <w:style w:type="character" w:customStyle="1" w:styleId="AttributeTok">
@@ -3719,20 +3877,20 @@
     <w:name w:val="InformationTok"/>
     <w:basedOn w:val="VerbatimChar"/>
     <w:rPr>
+      <w:b/>
+      <w:i/>
       <w:color w:val="8f5902"/>
       <w:shd w:val="clear" w:fill="f8f8f8"/>
-      <w:b/>
-      <w:i/>
     </w:rPr>
   </w:style>
   <w:style w:type="character" w:customStyle="1" w:styleId="WarningTok">
     <w:name w:val="WarningTok"/>
     <w:basedOn w:val="VerbatimChar"/>
     <w:rPr>
+      <w:b/>
+      <w:i/>
       <w:color w:val="8f5902"/>
       <w:shd w:val="clear" w:fill="f8f8f8"/>
-      <w:b/>
-      <w:i/>
     </w:rPr>
   </w:style>
   <w:style w:type="character" w:customStyle="1" w:styleId="AlertTok">
@@ -3747,9 +3905,9 @@
     <w:name w:val="ErrorTok"/>
     <w:basedOn w:val="VerbatimChar"/>
     <w:rPr>
+      <w:b/>
       <w:color w:val="a40000"/>
       <w:shd w:val="clear" w:fill="f8f8f8"/>
-      <w:b/>
     </w:rPr>
   </w:style>
   <w:style w:type="character" w:customStyle="1" w:styleId="NormalTok">
@@ -3773,44 +3931,44 @@
         <a:sysClr val="window" lastClr="FFFFFF"/>
       </a:lt1>
       <a:dk2>
-        <a:srgbClr val="1F497D"/>
+        <a:srgbClr val="0E2841"/>
       </a:dk2>
       <a:lt2>
-        <a:srgbClr val="EEECE1"/>
+        <a:srgbClr val="E8E8E8"/>
       </a:lt2>
       <a:accent1>
-        <a:srgbClr val="4F81BD"/>
+        <a:srgbClr val="156082"/>
       </a:accent1>
       <a:accent2>
-        <a:srgbClr val="C0504D"/>
+        <a:srgbClr val="E97132"/>
       </a:accent2>
       <a:accent3>
-        <a:srgbClr val="9BBB59"/>
+        <a:srgbClr val="196B24"/>
       </a:accent3>
       <a:accent4>
-        <a:srgbClr val="8064A2"/>
+        <a:srgbClr val="0F9ED5"/>
       </a:accent4>
       <a:accent5>
-        <a:srgbClr val="4BACC6"/>
+        <a:srgbClr val="A02B93"/>
       </a:accent5>
       <a:accent6>
-        <a:srgbClr val="F79646"/>
+        <a:srgbClr val="4EA72E"/>
       </a:accent6>
       <a:hlink>
-        <a:srgbClr val="0000FF"/>
+        <a:srgbClr val="467886"/>
       </a:hlink>
       <a:folHlink>
-        <a:srgbClr val="800080"/>
+        <a:srgbClr val="96607D"/>
       </a:folHlink>
     </a:clrScheme>
     <a:fontScheme name="Office">
       <a:majorFont>
-        <a:latin typeface="Calibri"/>
+        <a:latin typeface="Aptos Display" panose="02110004020202020204"/>
         <a:ea typeface=""/>
         <a:cs typeface=""/>
-        <a:font script="Jpan" typeface="ＭＳ ゴシック"/>
+        <a:font script="Jpan" typeface="游ゴシック Light"/>
         <a:font script="Hang" typeface="맑은 고딕"/>
-        <a:font script="Hans" typeface="宋体"/>
+        <a:font script="Hans" typeface="等线 Light"/>
         <a:font script="Hant" typeface="新細明體"/>
         <a:font script="Arab" typeface="Times New Roman"/>
         <a:font script="Hebr" typeface="Times New Roman"/>
@@ -3837,14 +3995,32 @@
         <a:font script="Mong" typeface="Mongolian Baiti"/>
         <a:font script="Viet" typeface="Times New Roman"/>
         <a:font script="Uigh" typeface="Microsoft Uighur"/>
+        <a:font script="Geor" typeface="Sylfaen"/>
+        <a:font script="Armn" typeface="Arial"/>
+        <a:font script="Bugi" typeface="Leelawadee UI"/>
+        <a:font script="Bopo" typeface="Microsoft JhengHei"/>
+        <a:font script="Java" typeface="Javanese Text"/>
+        <a:font script="Lisu" typeface="Segoe UI"/>
+        <a:font script="Mymr" typeface="Myanmar Text"/>
+        <a:font script="Nkoo" typeface="Ebrima"/>
+        <a:font script="Olck" typeface="Nirmala UI"/>
+        <a:font script="Osma" typeface="Ebrima"/>
+        <a:font script="Phag" typeface="Phagspa"/>
+        <a:font script="Syrn" typeface="Estrangelo Edessa"/>
+        <a:font script="Syrj" typeface="Estrangelo Edessa"/>
+        <a:font script="Syre" typeface="Estrangelo Edessa"/>
+        <a:font script="Sora" typeface="Nirmala UI"/>
+        <a:font script="Tale" typeface="Microsoft Tai Le"/>
+        <a:font script="Talu" typeface="Microsoft New Tai Lue"/>
+        <a:font script="Tfng" typeface="Ebrima"/>
       </a:majorFont>
       <a:minorFont>
-        <a:latin typeface="Cambria"/>
+        <a:latin typeface="Aptos" panose="02110004020202020204"/>
         <a:ea typeface=""/>
         <a:cs typeface=""/>
-        <a:font script="Jpan" typeface="ＭＳ 明朝"/>
+        <a:font script="Jpan" typeface="游明朝"/>
         <a:font script="Hang" typeface="맑은 고딕"/>
-        <a:font script="Hans" typeface="宋体"/>
+        <a:font script="Hans" typeface="等线"/>
         <a:font script="Hant" typeface="新細明體"/>
         <a:font script="Arab" typeface="Arial"/>
         <a:font script="Hebr" typeface="Arial"/>
@@ -3871,6 +4047,24 @@
         <a:font script="Mong" typeface="Mongolian Baiti"/>
         <a:font script="Viet" typeface="Arial"/>
         <a:font script="Uigh" typeface="Microsoft Uighur"/>
+        <a:font script="Geor" typeface="Sylfaen"/>
+        <a:font script="Armn" typeface="Arial"/>
+        <a:font script="Bugi" typeface="Leelawadee UI"/>
+        <a:font script="Bopo" typeface="Microsoft JhengHei"/>
+        <a:font script="Java" typeface="Javanese Text"/>
+        <a:font script="Lisu" typeface="Segoe UI"/>
+        <a:font script="Mymr" typeface="Myanmar Text"/>
+        <a:font script="Nkoo" typeface="Ebrima"/>
+        <a:font script="Olck" typeface="Nirmala UI"/>
+        <a:font script="Osma" typeface="Ebrima"/>
+        <a:font script="Phag" typeface="Phagspa"/>
+        <a:font script="Syrn" typeface="Estrangelo Edessa"/>
+        <a:font script="Syrj" typeface="Estrangelo Edessa"/>
+        <a:font script="Syre" typeface="Estrangelo Edessa"/>
+        <a:font script="Sora" typeface="Nirmala UI"/>
+        <a:font script="Tale" typeface="Microsoft Tai Le"/>
+        <a:font script="Talu" typeface="Microsoft New Tai Lue"/>
+        <a:font script="Tfng" typeface="Ebrima"/>
       </a:minorFont>
     </a:fontScheme>
     <a:fmtScheme name="Office">
@@ -3882,200 +4076,141 @@
           <a:gsLst>
             <a:gs pos="0">
               <a:schemeClr val="phClr">
-                <a:tint val="50000"/>
-                <a:satMod val="300000"/>
+                <a:lumMod val="110000"/>
+                <a:satMod val="105000"/>
+                <a:tint val="67000"/>
               </a:schemeClr>
             </a:gs>
-            <a:gs pos="35000">
+            <a:gs pos="50000">
               <a:schemeClr val="phClr">
-                <a:tint val="37000"/>
-                <a:satMod val="300000"/>
+                <a:lumMod val="105000"/>
+                <a:satMod val="103000"/>
+                <a:tint val="73000"/>
               </a:schemeClr>
             </a:gs>
             <a:gs pos="100000">
               <a:schemeClr val="phClr">
-                <a:tint val="15000"/>
-                <a:satMod val="350000"/>
+                <a:lumMod val="105000"/>
+                <a:satMod val="109000"/>
+                <a:tint val="81000"/>
               </a:schemeClr>
             </a:gs>
           </a:gsLst>
-          <a:lin ang="16200000" scaled="1"/>
+          <a:lin ang="5400000" scaled="0"/>
         </a:gradFill>
         <a:gradFill rotWithShape="1">
           <a:gsLst>
             <a:gs pos="0">
               <a:schemeClr val="phClr">
-                <a:tint val="100000"/>
+                <a:satMod val="103000"/>
+                <a:lumMod val="102000"/>
+                <a:tint val="94000"/>
+              </a:schemeClr>
+            </a:gs>
+            <a:gs pos="50000">
+              <a:schemeClr val="phClr">
+                <a:satMod val="110000"/>
+                <a:lumMod val="100000"/>
                 <a:shade val="100000"/>
-                <a:satMod val="130000"/>
               </a:schemeClr>
             </a:gs>
             <a:gs pos="100000">
               <a:schemeClr val="phClr">
-                <a:tint val="50000"/>
-                <a:shade val="100000"/>
-                <a:satMod val="350000"/>
+                <a:lumMod val="99000"/>
+                <a:satMod val="120000"/>
+                <a:shade val="78000"/>
               </a:schemeClr>
             </a:gs>
           </a:gsLst>
-          <a:lin ang="16200000" scaled="0"/>
+          <a:lin ang="5400000" scaled="0"/>
         </a:gradFill>
       </a:fillStyleLst>
       <a:lnStyleLst>
-        <a:ln w="9525" cap="flat" cmpd="sng" algn="ctr">
-          <a:solidFill>
-            <a:schemeClr val="phClr">
-              <a:shade val="95000"/>
-              <a:satMod val="105000"/>
-            </a:schemeClr>
-          </a:solidFill>
-          <a:prstDash val="solid"/>
-        </a:ln>
-        <a:ln w="25400" cap="flat" cmpd="sng" algn="ctr">
+        <a:ln w="6350" cap="flat" cmpd="sng" algn="ctr">
           <a:solidFill>
             <a:schemeClr val="phClr"/>
           </a:solidFill>
           <a:prstDash val="solid"/>
+          <a:miter lim="800000"/>
         </a:ln>
-        <a:ln w="38100" cap="flat" cmpd="sng" algn="ctr">
+        <a:ln w="12700" cap="flat" cmpd="sng" algn="ctr">
           <a:solidFill>
             <a:schemeClr val="phClr"/>
           </a:solidFill>
           <a:prstDash val="solid"/>
+          <a:miter lim="800000"/>
+        </a:ln>
+        <a:ln w="19050" cap="flat" cmpd="sng" algn="ctr">
+          <a:solidFill>
+            <a:schemeClr val="phClr"/>
+          </a:solidFill>
+          <a:prstDash val="solid"/>
+          <a:miter lim="800000"/>
         </a:ln>
       </a:lnStyleLst>
       <a:effectStyleLst>
         <a:effectStyle>
+          <a:effectLst/>
+        </a:effectStyle>
+        <a:effectStyle>
+          <a:effectLst/>
+        </a:effectStyle>
+        <a:effectStyle>
           <a:effectLst>
-            <a:outerShdw blurRad="40000" dist="20000" dir="5400000" rotWithShape="0">
+            <a:outerShdw blurRad="57150" dist="19050" dir="5400000" algn="ctr" rotWithShape="0">
               <a:srgbClr val="000000">
-                <a:alpha val="38000"/>
+                <a:alpha val="63000"/>
               </a:srgbClr>
             </a:outerShdw>
           </a:effectLst>
-        </a:effectStyle>
-        <a:effectStyle>
-          <a:effectLst>
-            <a:outerShdw blurRad="40000" dist="23000" dir="5400000" rotWithShape="0">
-              <a:srgbClr val="000000">
-                <a:alpha val="35000"/>
-              </a:srgbClr>
-            </a:outerShdw>
-          </a:effectLst>
-        </a:effectStyle>
-        <a:effectStyle>
-          <a:effectLst>
-            <a:outerShdw blurRad="40000" dist="23000" dir="5400000" rotWithShape="0">
-              <a:srgbClr val="000000">
-                <a:alpha val="35000"/>
-              </a:srgbClr>
-            </a:outerShdw>
-          </a:effectLst>
-          <a:scene3d>
-            <a:camera prst="orthographicFront">
-              <a:rot lat="0" lon="0" rev="0"/>
-            </a:camera>
-            <a:lightRig rig="threePt" dir="t">
-              <a:rot lat="0" lon="0" rev="1200000"/>
-            </a:lightRig>
-          </a:scene3d>
-          <a:sp3d>
-            <a:bevelT w="63500" h="25400"/>
-          </a:sp3d>
         </a:effectStyle>
       </a:effectStyleLst>
       <a:bgFillStyleLst>
         <a:solidFill>
           <a:schemeClr val="phClr"/>
         </a:solidFill>
+        <a:solidFill>
+          <a:schemeClr val="phClr">
+            <a:tint val="95000"/>
+            <a:satMod val="170000"/>
+          </a:schemeClr>
+        </a:solidFill>
         <a:gradFill rotWithShape="1">
           <a:gsLst>
             <a:gs pos="0">
               <a:schemeClr val="phClr">
-                <a:tint val="40000"/>
-                <a:satMod val="350000"/>
+                <a:tint val="93000"/>
+                <a:satMod val="150000"/>
+                <a:shade val="98000"/>
+                <a:lumMod val="102000"/>
               </a:schemeClr>
             </a:gs>
-            <a:gs pos="40000">
+            <a:gs pos="50000">
               <a:schemeClr val="phClr">
-                <a:tint val="45000"/>
-                <a:shade val="99000"/>
-                <a:satMod val="350000"/>
+                <a:tint val="98000"/>
+                <a:satMod val="130000"/>
+                <a:shade val="90000"/>
+                <a:lumMod val="103000"/>
               </a:schemeClr>
             </a:gs>
             <a:gs pos="100000">
               <a:schemeClr val="phClr">
-                <a:shade val="20000"/>
-                <a:satMod val="255000"/>
+                <a:shade val="63000"/>
+                <a:satMod val="120000"/>
               </a:schemeClr>
             </a:gs>
           </a:gsLst>
-          <a:path path="circle">
-            <a:fillToRect l="50000" t="-80000" r="50000" b="180000"/>
-          </a:path>
-        </a:gradFill>
-        <a:gradFill rotWithShape="1">
-          <a:gsLst>
-            <a:gs pos="0">
-              <a:schemeClr val="phClr">
-                <a:tint val="80000"/>
-                <a:satMod val="300000"/>
-              </a:schemeClr>
-            </a:gs>
-            <a:gs pos="100000">
-              <a:schemeClr val="phClr">
-                <a:shade val="30000"/>
-                <a:satMod val="200000"/>
-              </a:schemeClr>
-            </a:gs>
-          </a:gsLst>
-          <a:path path="circle">
-            <a:fillToRect l="50000" t="50000" r="50000" b="50000"/>
-          </a:path>
+          <a:lin ang="5400000" scaled="0"/>
         </a:gradFill>
       </a:bgFillStyleLst>
     </a:fmtScheme>
   </a:themeElements>
-  <a:objectDefaults>
-    <a:spDef>
-      <a:spPr/>
-      <a:bodyPr/>
-      <a:lstStyle/>
-      <a:style>
-        <a:lnRef idx="1">
-          <a:schemeClr val="accent1"/>
-        </a:lnRef>
-        <a:fillRef idx="3">
-          <a:schemeClr val="accent1"/>
-        </a:fillRef>
-        <a:effectRef idx="2">
-          <a:schemeClr val="accent1"/>
-        </a:effectRef>
-        <a:fontRef idx="minor">
-          <a:schemeClr val="lt1"/>
-        </a:fontRef>
-      </a:style>
-    </a:spDef>
-    <a:lnDef>
-      <a:spPr/>
-      <a:bodyPr/>
-      <a:lstStyle/>
-      <a:style>
-        <a:lnRef idx="2">
-          <a:schemeClr val="accent1"/>
-        </a:lnRef>
-        <a:fillRef idx="0">
-          <a:schemeClr val="accent1"/>
-        </a:fillRef>
-        <a:effectRef idx="1">
-          <a:schemeClr val="accent1"/>
-        </a:effectRef>
-        <a:fontRef idx="minor">
-          <a:schemeClr val="tx1"/>
-        </a:fontRef>
-      </a:style>
-    </a:lnDef>
-  </a:objectDefaults>
+  <a:objectDefaults/>
   <a:extraClrSchemeLst/>
+  <a:extLst>
+    <a:ext uri="{05A4C25C-085E-4340-85A3-A5531E510DB2}">
+      <thm15:themeFamily xmlns:thm15="http://schemas.microsoft.com/office/thememl/2012/main" name="Office Theme" id="{2E142A2C-CD16-42D6-873A-C26D2A0506FA}" vid="{1BDDFF52-6CD6-40A5-AB3C-68EB2F1E4D0A}"/>
+    </a:ext>
+  </a:extLst>
 </a:theme>
 </file>
--- a/docs/notes/hostpop1.docx
+++ b/docs/notes/hostpop1.docx
@@ -312,7 +312,20 @@
         <w:t xml:space="preserve"> </w:t>
       </w:r>
       <w:r>
-        <w:t xml:space="preserve">before their hosts do (density threshold), so parasites should not be</w:t>
+        <w:t xml:space="preserve">before their hosts do (due to a</w:t>
+      </w:r>
+      <w:r>
+        <w:t xml:space="preserve"> </w:t>
+      </w:r>
+      <w:r>
+        <w:rPr>
+          <w:i/>
+          <w:iCs/>
+        </w:rPr>
+        <w:t xml:space="preserve">density threshold</w:t>
+      </w:r>
+      <w:r>
+        <w:t xml:space="preserve">), so parasites should not be</w:t>
       </w:r>
       <w:r>
         <w:t xml:space="preserve"> </w:t>
@@ -426,10 +439,13 @@
         <w:t xml:space="preserve"> </w:t>
       </w:r>
       <w:r>
-        <w:t xml:space="preserve">(</w:t>
-      </w:r>
-      <w:r>
-        <w:t xml:space="preserve">“Virgin soil”</w:t>
+        <w:t xml:space="preserve">(So-called</w:t>
+      </w:r>
+      <w:r>
+        <w:t xml:space="preserve"> </w:t>
+      </w:r>
+      <w:r>
+        <w:t xml:space="preserve">“virgin soil”</w:t>
       </w:r>
       <w:r>
         <w:t xml:space="preserve"> </w:t>
@@ -541,7 +557,7 @@
       </w:r>
     </w:p>
     <w:bookmarkEnd w:id="26"/>
-    <w:bookmarkStart w:id="70" w:name="cycles"/>
+    <w:bookmarkStart w:id="79" w:name="cycles"/>
     <w:p>
       <w:pPr>
         <w:pStyle w:val="Heading1"/>
@@ -743,11 +759,88 @@
         <w:t xml:space="preserve"> </w:t>
       </w:r>
       <w:r>
-        <w:t xml:space="preserve">active area of research.</w:t>
+        <w:t xml:space="preserve">active area of research. (</w:t>
+      </w:r>
+      <w:r>
+        <w:rPr>
+          <w:b/>
+          <w:bCs/>
+        </w:rPr>
+        <w:t xml:space="preserve">Update</w:t>
+      </w:r>
+      <w:r>
+        <w:t xml:space="preserve"> </w:t>
+      </w:r>
+      <w:r>
+        <w:t xml:space="preserve">in</w:t>
+      </w:r>
+      <w:r>
+        <w:t xml:space="preserve"> </w:t>
+      </w:r>
+      <w:r>
+        <w:t xml:space="preserve">Stokholm et al. (2021)</w:t>
+      </w:r>
+      <w:r>
+        <w:t xml:space="preserve">: population sizes may have been too small to allow this? But this may be a mistake …</w:t>
+      </w:r>
+      <w:r>
+        <w:t xml:space="preserve"> </w:t>
+      </w:r>
+      <w:r>
+        <w:t xml:space="preserve">Klepac et al. (2009)</w:t>
+      </w:r>
+      <w:r>
+        <w:t xml:space="preserve"> </w:t>
+      </w:r>
+      <w:r>
+        <w:t xml:space="preserve">say</w:t>
+      </w:r>
+      <w:r>
+        <w:t xml:space="preserve"> </w:t>
+      </w:r>
+      <m:oMath>
+        <m:sSub>
+          <m:e>
+            <m:r>
+              <m:t>R</m:t>
+            </m:r>
+          </m:e>
+          <m:sub>
+            <m:r>
+              <m:t>0</m:t>
+            </m:r>
+          </m:sub>
+        </m:sSub>
+      </m:oMath>
+      <w:r>
+        <w:t xml:space="preserve"> </w:t>
+      </w:r>
+      <w:r>
+        <w:t xml:space="preserve">is only</w:t>
+      </w:r>
+      <w:r>
+        <w:t xml:space="preserve"> </w:t>
+      </w:r>
+      <m:oMath>
+        <m:r>
+          <m:rPr>
+            <m:sty m:val="p"/>
+          </m:rPr>
+          <m:t>≈</m:t>
+        </m:r>
+        <m:r>
+          <m:t>2.2</m:t>
+        </m:r>
+      </m:oMath>
+      <w:r>
+        <w:t xml:space="preserve"> </w:t>
+      </w:r>
+      <w:r>
+        <w:t xml:space="preserve">– what is the critical community size in this case?)</w:t>
       </w:r>
     </w:p>
     <w:bookmarkEnd w:id="30"/>
-    <w:bookmarkStart w:id="31" w:name="forest-lepidoptera"/>
+    <w:bookmarkStart w:id="34" w:name="forest-lepidoptera"/>
     <w:p>
       <w:pPr>
         <w:pStyle w:val="Heading2"/>
@@ -793,7 +886,62 @@
         <w:pStyle w:val="BodyText"/>
       </w:pPr>
       <w:r>
-        <w:t xml:space="preserve">The cycles are very clear (8–11 years, often highly synchronized across</w:t>
+        <w:drawing>
+          <wp:inline>
+            <wp:extent cx="5334000" cy="2361720"/>
+            <wp:effectExtent b="0" l="0" r="0" t="0"/>
+            <wp:docPr descr="" title="" id="32" name="Picture"/>
+            <a:graphic>
+              <a:graphicData uri="http://schemas.openxmlformats.org/drawingml/2006/picture">
+                <pic:pic>
+                  <pic:nvPicPr>
+                    <pic:cNvPr descr="pix/wsb_newmexico.png" id="33" name="Picture"/>
+                    <pic:cNvPicPr>
+                      <a:picLocks noChangeArrowheads="1" noChangeAspect="1"/>
+                    </pic:cNvPicPr>
+                  </pic:nvPicPr>
+                  <pic:blipFill>
+                    <a:blip r:embed="rId31"/>
+                    <a:stretch>
+                      <a:fillRect/>
+                    </a:stretch>
+                  </pic:blipFill>
+                  <pic:spPr bwMode="auto">
+                    <a:xfrm>
+                      <a:off x="0" y="0"/>
+                      <a:ext cx="5334000" cy="2361720"/>
+                    </a:xfrm>
+                    <a:prstGeom prst="rect">
+                      <a:avLst/>
+                    </a:prstGeom>
+                    <a:noFill/>
+                    <a:ln w="9525">
+                      <a:noFill/>
+                      <a:headEnd/>
+                      <a:tailEnd/>
+                    </a:ln>
+                  </pic:spPr>
+                </pic:pic>
+              </a:graphicData>
+            </a:graphic>
+          </wp:inline>
+        </w:drawing>
+      </w:r>
+    </w:p>
+    <w:p>
+      <w:pPr>
+        <w:pStyle w:val="BodyText"/>
+      </w:pPr>
+      <w:r>
+        <w:t xml:space="preserve">(Swetnam and Lynch 1993)</w:t>
+      </w:r>
+    </w:p>
+    <w:p>
+      <w:pPr>
+        <w:pStyle w:val="BodyText"/>
+      </w:pPr>
+      <w:r>
+        <w:t xml:space="preserve">The cycles are very clear (typically 8–11 years [but longer for western spruce budworm], often highly synchronized across</w:t>
       </w:r>
       <w:r>
         <w:t xml:space="preserve"> </w:t>
@@ -1003,8 +1151,8 @@
         <w:t xml:space="preserve">by spraying with NPV (an outbreak of tussock moths in 1981).</w:t>
       </w:r>
     </w:p>
-    <w:bookmarkEnd w:id="31"/>
-    <w:bookmarkStart w:id="32" w:name="red-grouse-and-trichostrongylus-tenuis"/>
+    <w:bookmarkEnd w:id="34"/>
+    <w:bookmarkStart w:id="35" w:name="red-grouse-and-trichostrongylus-tenuis"/>
     <w:p>
       <w:pPr>
         <w:pStyle w:val="Heading2"/>
@@ -1053,8 +1201,8 @@
         <w:t xml:space="preserve">(Hudson, Dobson, and Newborn 1998)</w:t>
       </w:r>
     </w:p>
-    <w:bookmarkEnd w:id="32"/>
-    <w:bookmarkStart w:id="36" w:name="basic-natural-history"/>
+    <w:bookmarkEnd w:id="35"/>
+    <w:bookmarkStart w:id="39" w:name="basic-natural-history"/>
     <w:p>
       <w:pPr>
         <w:pStyle w:val="Heading2"/>
@@ -1397,18 +1545,18 @@
           <wp:inline>
             <wp:extent cx="3657600" cy="5816600"/>
             <wp:effectExtent b="0" l="0" r="0" t="0"/>
-            <wp:docPr descr="grouse dynamics" title="" id="34" name="Picture"/>
+            <wp:docPr descr="grouse dynamics" title="" id="37" name="Picture"/>
             <a:graphic>
               <a:graphicData uri="http://schemas.openxmlformats.org/drawingml/2006/picture">
                 <pic:pic>
                   <pic:nvPicPr>
-                    <pic:cNvPr descr="pix/hudson_grouse.png" id="35" name="Picture"/>
+                    <pic:cNvPr descr="pix/hudson_grouse.png" id="38" name="Picture"/>
                     <pic:cNvPicPr>
                       <a:picLocks noChangeArrowheads="1" noChangeAspect="1"/>
                     </pic:cNvPicPr>
                   </pic:nvPicPr>
                   <pic:blipFill>
-                    <a:blip r:embed="rId33"/>
+                    <a:blip r:embed="rId36"/>
                     <a:stretch>
                       <a:fillRect/>
                     </a:stretch>
@@ -1443,8 +1591,8 @@
         <w:t xml:space="preserve">grouse dynamics</w:t>
       </w:r>
     </w:p>
-    <w:bookmarkEnd w:id="36"/>
-    <w:bookmarkStart w:id="69" w:name="references"/>
+    <w:bookmarkEnd w:id="39"/>
+    <w:bookmarkStart w:id="78" w:name="references"/>
     <w:p>
       <w:pPr>
         <w:pStyle w:val="Heading2"/>
@@ -1453,8 +1601,8 @@
         <w:t xml:space="preserve">References</w:t>
       </w:r>
     </w:p>
-    <w:bookmarkStart w:id="68" w:name="refs"/>
-    <w:bookmarkStart w:id="38" w:name="ref-cooke_rabbit_2002"/>
+    <w:bookmarkStart w:id="77" w:name="refs"/>
+    <w:bookmarkStart w:id="41" w:name="ref-cooke_rabbit_2002"/>
     <w:p>
       <w:pPr>
         <w:pStyle w:val="Bibliography"/>
@@ -1487,7 +1635,7 @@
       <w:r>
         <w:t xml:space="preserve"> </w:t>
       </w:r>
-      <w:hyperlink r:id="rId37">
+      <w:hyperlink r:id="rId40">
         <w:r>
           <w:rPr>
             <w:rStyle w:val="Hyperlink"/>
@@ -1499,8 +1647,8 @@
         <w:t xml:space="preserve">.</w:t>
       </w:r>
     </w:p>
-    <w:bookmarkEnd w:id="38"/>
-    <w:bookmarkStart w:id="40" w:name="ref-crosby_virgin_1976"/>
+    <w:bookmarkEnd w:id="41"/>
+    <w:bookmarkStart w:id="43" w:name="ref-crosby_virgin_1976"/>
     <w:p>
       <w:pPr>
         <w:pStyle w:val="Bibliography"/>
@@ -1590,7 +1738,7 @@
       <w:r>
         <w:t xml:space="preserve"> </w:t>
       </w:r>
-      <w:hyperlink r:id="rId39">
+      <w:hyperlink r:id="rId42">
         <w:r>
           <w:rPr>
             <w:rStyle w:val="Hyperlink"/>
@@ -1602,8 +1750,8 @@
         <w:t xml:space="preserve">.</w:t>
       </w:r>
     </w:p>
-    <w:bookmarkEnd w:id="40"/>
-    <w:bookmarkStart w:id="42" w:name="ref-cunha_cause_2004"/>
+    <w:bookmarkEnd w:id="43"/>
+    <w:bookmarkStart w:id="45" w:name="ref-cunha_cause_2004"/>
     <w:p>
       <w:pPr>
         <w:pStyle w:val="Bibliography"/>
@@ -1645,7 +1793,7 @@
       <w:r>
         <w:t xml:space="preserve"> </w:t>
       </w:r>
-      <w:hyperlink r:id="rId41">
+      <w:hyperlink r:id="rId44">
         <w:r>
           <w:rPr>
             <w:rStyle w:val="Hyperlink"/>
@@ -1657,8 +1805,8 @@
         <w:t xml:space="preserve">.</w:t>
       </w:r>
     </w:p>
-    <w:bookmarkEnd w:id="42"/>
-    <w:bookmarkStart w:id="44" w:name="ref-de_castro_mechanisms_2005"/>
+    <w:bookmarkEnd w:id="45"/>
+    <w:bookmarkStart w:id="47" w:name="ref-de_castro_mechanisms_2005"/>
     <w:p>
       <w:pPr>
         <w:pStyle w:val="Bibliography"/>
@@ -1691,7 +1839,7 @@
       <w:r>
         <w:t xml:space="preserve"> </w:t>
       </w:r>
-      <w:hyperlink r:id="rId43">
+      <w:hyperlink r:id="rId46">
         <w:r>
           <w:rPr>
             <w:rStyle w:val="Hyperlink"/>
@@ -1703,8 +1851,8 @@
         <w:t xml:space="preserve">.</w:t>
       </w:r>
     </w:p>
-    <w:bookmarkEnd w:id="44"/>
-    <w:bookmarkStart w:id="45" w:name="ref-diamond_guns_2005"/>
+    <w:bookmarkEnd w:id="47"/>
+    <w:bookmarkStart w:id="48" w:name="ref-diamond_guns_2005"/>
     <w:p>
       <w:pPr>
         <w:pStyle w:val="Bibliography"/>
@@ -1838,8 +1986,8 @@
         <w:t xml:space="preserve">. Revised ed. edition. New York: W. W. Norton &amp; Company.</w:t>
       </w:r>
     </w:p>
-    <w:bookmarkEnd w:id="45"/>
-    <w:bookmarkStart w:id="47" w:name="ref-harwood_mass_1990"/>
+    <w:bookmarkEnd w:id="48"/>
+    <w:bookmarkStart w:id="50" w:name="ref-harwood_mass_1990"/>
     <w:p>
       <w:pPr>
         <w:pStyle w:val="Bibliography"/>
@@ -1884,7 +2032,7 @@
       <w:r>
         <w:t xml:space="preserve"> </w:t>
       </w:r>
-      <w:hyperlink r:id="rId46">
+      <w:hyperlink r:id="rId49">
         <w:r>
           <w:rPr>
             <w:rStyle w:val="Hyperlink"/>
@@ -1896,8 +2044,8 @@
         <w:t xml:space="preserve">.</w:t>
       </w:r>
     </w:p>
-    <w:bookmarkEnd w:id="47"/>
-    <w:bookmarkStart w:id="49" w:name="ref-hudson_prevention_1998"/>
+    <w:bookmarkEnd w:id="50"/>
+    <w:bookmarkStart w:id="52" w:name="ref-hudson_prevention_1998"/>
     <w:p>
       <w:pPr>
         <w:pStyle w:val="Bibliography"/>
@@ -1963,7 +2111,7 @@
       <w:r>
         <w:t xml:space="preserve"> </w:t>
       </w:r>
-      <w:hyperlink r:id="rId48">
+      <w:hyperlink r:id="rId51">
         <w:r>
           <w:rPr>
             <w:rStyle w:val="Hyperlink"/>
@@ -1975,13 +2123,71 @@
         <w:t xml:space="preserve">.</w:t>
       </w:r>
     </w:p>
-    <w:bookmarkEnd w:id="49"/>
-    <w:bookmarkStart w:id="51" w:name="ref-littman_plague_2009"/>
+    <w:bookmarkEnd w:id="52"/>
+    <w:bookmarkStart w:id="54" w:name="Xf81daa51c53116abc62a5ea279474232de4da63"/>
     <w:p>
       <w:pPr>
         <w:pStyle w:val="Bibliography"/>
       </w:pPr>
       <w:r>
+        <w:t xml:space="preserve">Klepac, Petra, Laura W. Pomeroy, Ottar N. Bjørnstad, Thijs Kuiken, Albert D. M. E. Osterhaus, and Jolianne M. Rijks. 2009.</w:t>
+      </w:r>
+      <w:r>
+        <w:t xml:space="preserve"> </w:t>
+      </w:r>
+      <w:r>
+        <w:t xml:space="preserve">“Stage-Structured Transmission of Phocine Distemper Virus in the</w:t>
+      </w:r>
+      <w:r>
+        <w:t xml:space="preserve"> </w:t>
+      </w:r>
+      <w:r>
+        <w:t xml:space="preserve">Dutch</w:t>
+      </w:r>
+      <w:r>
+        <w:t xml:space="preserve"> </w:t>
+      </w:r>
+      <w:r>
+        <w:t xml:space="preserve">2002 Outbreak.”</w:t>
+      </w:r>
+      <w:r>
+        <w:t xml:space="preserve"> </w:t>
+      </w:r>
+      <w:r>
+        <w:rPr>
+          <w:i/>
+          <w:iCs/>
+        </w:rPr>
+        <w:t xml:space="preserve">Proceedings of the Royal Society B: Biological Sciences</w:t>
+      </w:r>
+      <w:r>
+        <w:t xml:space="preserve"> </w:t>
+      </w:r>
+      <w:r>
+        <w:t xml:space="preserve">276 (1666): 2469–76.</w:t>
+      </w:r>
+      <w:r>
+        <w:t xml:space="preserve"> </w:t>
+      </w:r>
+      <w:hyperlink r:id="rId53">
+        <w:r>
+          <w:rPr>
+            <w:rStyle w:val="Hyperlink"/>
+          </w:rPr>
+          <w:t xml:space="preserve">https://doi.org/10.1098/rspb.2009.0175</w:t>
+        </w:r>
+      </w:hyperlink>
+      <w:r>
+        <w:t xml:space="preserve">.</w:t>
+      </w:r>
+    </w:p>
+    <w:bookmarkEnd w:id="54"/>
+    <w:bookmarkStart w:id="56" w:name="ref-littman_plague_2009"/>
+    <w:p>
+      <w:pPr>
+        <w:pStyle w:val="Bibliography"/>
+      </w:pPr>
+      <w:r>
         <w:t xml:space="preserve">Littman, Robert J. 2009.</w:t>
       </w:r>
       <w:r>
@@ -2051,7 +2257,7 @@
       <w:r>
         <w:t xml:space="preserve"> </w:t>
       </w:r>
-      <w:hyperlink r:id="rId50">
+      <w:hyperlink r:id="rId55">
         <w:r>
           <w:rPr>
             <w:rStyle w:val="Hyperlink"/>
@@ -2063,8 +2269,8 @@
         <w:t xml:space="preserve">.</w:t>
       </w:r>
     </w:p>
-    <w:bookmarkEnd w:id="51"/>
-    <w:bookmarkStart w:id="53" w:name="ref-myers_can_1988"/>
+    <w:bookmarkEnd w:id="56"/>
+    <w:bookmarkStart w:id="58" w:name="ref-myers_can_1988"/>
     <w:p>
       <w:pPr>
         <w:pStyle w:val="Bibliography"/>
@@ -2176,7 +2382,7 @@
       <w:r>
         <w:t xml:space="preserve"> </w:t>
       </w:r>
-      <w:hyperlink r:id="rId52">
+      <w:hyperlink r:id="rId57">
         <w:r>
           <w:rPr>
             <w:rStyle w:val="Hyperlink"/>
@@ -2188,8 +2394,8 @@
         <w:t xml:space="preserve">.</w:t>
       </w:r>
     </w:p>
-    <w:bookmarkEnd w:id="53"/>
-    <w:bookmarkStart w:id="55" w:name="ref-papagrigorakis_dna_2006"/>
+    <w:bookmarkEnd w:id="58"/>
+    <w:bookmarkStart w:id="60" w:name="ref-papagrigorakis_dna_2006"/>
     <w:p>
       <w:pPr>
         <w:pStyle w:val="Bibliography"/>
@@ -2252,7 +2458,7 @@
       <w:r>
         <w:t xml:space="preserve"> </w:t>
       </w:r>
-      <w:hyperlink r:id="rId54">
+      <w:hyperlink r:id="rId59">
         <w:r>
           <w:rPr>
             <w:rStyle w:val="Hyperlink"/>
@@ -2264,8 +2470,8 @@
         <w:t xml:space="preserve">.</w:t>
       </w:r>
     </w:p>
-    <w:bookmarkEnd w:id="55"/>
-    <w:bookmarkStart w:id="57" w:name="ref-real_conservation_2009"/>
+    <w:bookmarkEnd w:id="60"/>
+    <w:bookmarkStart w:id="62" w:name="ref-real_conservation_2009"/>
     <w:p>
       <w:pPr>
         <w:pStyle w:val="Bibliography"/>
@@ -2322,7 +2528,7 @@
       <w:r>
         <w:t xml:space="preserve"> </w:t>
       </w:r>
-      <w:hyperlink r:id="rId56">
+      <w:hyperlink r:id="rId61">
         <w:r>
           <w:rPr>
             <w:rStyle w:val="Hyperlink"/>
@@ -2334,8 +2540,8 @@
         <w:t xml:space="preserve">.</w:t>
       </w:r>
     </w:p>
-    <w:bookmarkEnd w:id="57"/>
-    <w:bookmarkStart w:id="59" w:name="ref-scott_regulation_1987"/>
+    <w:bookmarkEnd w:id="62"/>
+    <w:bookmarkStart w:id="64" w:name="ref-scott_regulation_1987"/>
     <w:p>
       <w:pPr>
         <w:pStyle w:val="Bibliography"/>
@@ -2381,7 +2587,7 @@
       <w:r>
         <w:t xml:space="preserve"> </w:t>
       </w:r>
-      <w:hyperlink r:id="rId58">
+      <w:hyperlink r:id="rId63">
         <w:r>
           <w:rPr>
             <w:rStyle w:val="Hyperlink"/>
@@ -2393,8 +2599,8 @@
         <w:t xml:space="preserve">.</w:t>
       </w:r>
     </w:p>
-    <w:bookmarkEnd w:id="59"/>
-    <w:bookmarkStart w:id="61" w:name="ref-shapiro_no_2006"/>
+    <w:bookmarkEnd w:id="64"/>
+    <w:bookmarkStart w:id="66" w:name="ref-shapiro_no_2006"/>
     <w:p>
       <w:pPr>
         <w:pStyle w:val="Bibliography"/>
@@ -2463,7 +2669,7 @@
       <w:r>
         <w:t xml:space="preserve"> </w:t>
       </w:r>
-      <w:hyperlink r:id="rId60">
+      <w:hyperlink r:id="rId65">
         <w:r>
           <w:rPr>
             <w:rStyle w:val="Hyperlink"/>
@@ -2475,13 +2681,126 @@
         <w:t xml:space="preserve">.</w:t>
       </w:r>
     </w:p>
-    <w:bookmarkEnd w:id="61"/>
-    <w:bookmarkStart w:id="63" w:name="ref-thompson_population_2005"/>
+    <w:bookmarkEnd w:id="66"/>
+    <w:bookmarkStart w:id="68" w:name="X90b1c51506c9d620ac39b4717f73d60ea89ccdc"/>
     <w:p>
       <w:pPr>
         <w:pStyle w:val="Bibliography"/>
       </w:pPr>
       <w:r>
+        <w:t xml:space="preserve">Stokholm, Iben, Wendy Puryear, Kaitlin Sawatzki, Steen Wilhelm Knudsen, Thilde Terkelsen, Paul Becher, Ursula Siebert, and Morten Tange Olsen. 2021.</w:t>
+      </w:r>
+      <w:r>
+        <w:t xml:space="preserve"> </w:t>
+      </w:r>
+      <w:r>
+        <w:t xml:space="preserve">“Emergence and Radiation of Distemper Viruses in Terrestrial and Marine Mammals.”</w:t>
+      </w:r>
+      <w:r>
+        <w:t xml:space="preserve"> </w:t>
+      </w:r>
+      <w:r>
+        <w:rPr>
+          <w:i/>
+          <w:iCs/>
+        </w:rPr>
+        <w:t xml:space="preserve">Proceedings of the Royal Society B: Biological Sciences</w:t>
+      </w:r>
+      <w:r>
+        <w:t xml:space="preserve"> </w:t>
+      </w:r>
+      <w:r>
+        <w:t xml:space="preserve">288 (1961): 20211969.</w:t>
+      </w:r>
+      <w:r>
+        <w:t xml:space="preserve"> </w:t>
+      </w:r>
+      <w:hyperlink r:id="rId67">
+        <w:r>
+          <w:rPr>
+            <w:rStyle w:val="Hyperlink"/>
+          </w:rPr>
+          <w:t xml:space="preserve">https://doi.org/10.1098/rspb.2021.1969</w:t>
+        </w:r>
+      </w:hyperlink>
+      <w:r>
+        <w:t xml:space="preserve">.</w:t>
+      </w:r>
+    </w:p>
+    <w:bookmarkEnd w:id="68"/>
+    <w:bookmarkStart w:id="70" w:name="X3dc9c6944a65e8e1d976c3c90efe41f200ec882"/>
+    <w:p>
+      <w:pPr>
+        <w:pStyle w:val="Bibliography"/>
+      </w:pPr>
+      <w:r>
+        <w:t xml:space="preserve">Swetnam, Thomas W., and Ann M. Lynch. 1993.</w:t>
+      </w:r>
+      <w:r>
+        <w:t xml:space="preserve"> </w:t>
+      </w:r>
+      <w:r>
+        <w:t xml:space="preserve">“Multicentury,</w:t>
+      </w:r>
+      <w:r>
+        <w:t xml:space="preserve"> </w:t>
+      </w:r>
+      <w:r>
+        <w:t xml:space="preserve">Regional-Scale Patterns</w:t>
+      </w:r>
+      <w:r>
+        <w:t xml:space="preserve"> </w:t>
+      </w:r>
+      <w:r>
+        <w:t xml:space="preserve">of</w:t>
+      </w:r>
+      <w:r>
+        <w:t xml:space="preserve"> </w:t>
+      </w:r>
+      <w:r>
+        <w:t xml:space="preserve">Western Spruce Budworm Outbreaks</w:t>
+      </w:r>
+      <w:r>
+        <w:t xml:space="preserve">.”</w:t>
+      </w:r>
+      <w:r>
+        <w:t xml:space="preserve"> </w:t>
+      </w:r>
+      <w:r>
+        <w:rPr>
+          <w:i/>
+          <w:iCs/>
+        </w:rPr>
+        <w:t xml:space="preserve">Ecological Monographs</w:t>
+      </w:r>
+      <w:r>
+        <w:t xml:space="preserve"> </w:t>
+      </w:r>
+      <w:r>
+        <w:t xml:space="preserve">63 (4): 399–424.</w:t>
+      </w:r>
+      <w:r>
+        <w:t xml:space="preserve"> </w:t>
+      </w:r>
+      <w:hyperlink r:id="rId69">
+        <w:r>
+          <w:rPr>
+            <w:rStyle w:val="Hyperlink"/>
+          </w:rPr>
+          <w:t xml:space="preserve">https://doi.org/10.2307/2937153</w:t>
+        </w:r>
+      </w:hyperlink>
+      <w:r>
+        <w:t xml:space="preserve">.</w:t>
+      </w:r>
+    </w:p>
+    <w:bookmarkEnd w:id="70"/>
+    <w:bookmarkStart w:id="72" w:name="ref-thompson_population_2005"/>
+    <w:p>
+      <w:pPr>
+        <w:pStyle w:val="Bibliography"/>
+      </w:pPr>
+      <w:r>
         <w:t xml:space="preserve">Thompson, David, Mike Lonergan, and Callan Duck. 2005.</w:t>
       </w:r>
       <w:r>
@@ -2534,7 +2853,7 @@
       <w:r>
         <w:t xml:space="preserve"> </w:t>
       </w:r>
-      <w:hyperlink r:id="rId62">
+      <w:hyperlink r:id="rId71">
         <w:r>
           <w:rPr>
             <w:rStyle w:val="Hyperlink"/>
@@ -2546,8 +2865,8 @@
         <w:t xml:space="preserve">.</w:t>
       </w:r>
     </w:p>
-    <w:bookmarkEnd w:id="63"/>
-    <w:bookmarkStart w:id="65" w:name="ref-us_census_bureau_data_2013"/>
+    <w:bookmarkEnd w:id="72"/>
+    <w:bookmarkStart w:id="74" w:name="ref-us_census_bureau_data_2013"/>
     <w:p>
       <w:pPr>
         <w:pStyle w:val="Bibliography"/>
@@ -2619,7 +2938,7 @@
       <w:r>
         <w:t xml:space="preserve"> </w:t>
       </w:r>
-      <w:hyperlink r:id="rId64">
+      <w:hyperlink r:id="rId73">
         <w:r>
           <w:rPr>
             <w:rStyle w:val="Hyperlink"/>
@@ -2631,8 +2950,8 @@
         <w:t xml:space="preserve">.</w:t>
       </w:r>
     </w:p>
-    <w:bookmarkEnd w:id="65"/>
-    <w:bookmarkStart w:id="67" w:name="ref-zimmermann_renowned_2000"/>
+    <w:bookmarkEnd w:id="74"/>
+    <w:bookmarkStart w:id="76" w:name="ref-zimmermann_renowned_2000"/>
     <w:p>
       <w:pPr>
         <w:pStyle w:val="Bibliography"/>
@@ -2733,7 +3052,7 @@
       <w:r>
         <w:t xml:space="preserve"> </w:t>
       </w:r>
-      <w:hyperlink r:id="rId66">
+      <w:hyperlink r:id="rId75">
         <w:r>
           <w:rPr>
             <w:rStyle w:val="Hyperlink"/>
@@ -2745,8 +3064,8 @@
         <w:t xml:space="preserve">.</w:t>
       </w:r>
     </w:p>
-    <w:bookmarkEnd w:id="67"/>
-    <w:bookmarkEnd w:id="68"/>
+    <w:bookmarkEnd w:id="76"/>
+    <w:bookmarkEnd w:id="77"/>
     <w:p>
       <w:r>
         <w:pict>
@@ -2759,11 +3078,11 @@
         <w:pStyle w:val="FirstParagraph"/>
       </w:pPr>
       <w:r>
-        <w:t xml:space="preserve">Last updated: 2025-08-21 15:00:47.955509</w:t>
-      </w:r>
-    </w:p>
-    <w:bookmarkEnd w:id="69"/>
-    <w:bookmarkEnd w:id="70"/>
+        <w:t xml:space="preserve">Last updated: 2025-09-18 21:13:50.904411</w:t>
+      </w:r>
+    </w:p>
+    <w:bookmarkEnd w:id="78"/>
+    <w:bookmarkEnd w:id="79"/>
     <w:sectPr/>
   </w:body>
 </w:document>

--- a/docs/notes/hostpop1.docx
+++ b/docs/notes/hostpop1.docx
@@ -3078,7 +3078,7 @@
         <w:pStyle w:val="FirstParagraph"/>
       </w:pPr>
       <w:r>
-        <w:t xml:space="preserve">Last updated: 2025-09-18 21:13:50.904411</w:t>
+        <w:t xml:space="preserve">Last updated: 2025-09-25 20:32:44.98758</w:t>
       </w:r>
     </w:p>
     <w:bookmarkEnd w:id="78"/>

--- a/docs/notes/hostpop1.docx
+++ b/docs/notes/hostpop1.docx
@@ -3078,7 +3078,7 @@
         <w:pStyle w:val="FirstParagraph"/>
       </w:pPr>
       <w:r>
-        <w:t xml:space="preserve">Last updated: 2025-09-25 20:32:44.98758</w:t>
+        <w:t xml:space="preserve">Last updated: 2025-10-31 09:49:25.099117</w:t>
       </w:r>
     </w:p>
     <w:bookmarkEnd w:id="78"/>
